--- a/tillsyn/A 18942-2026 tillsynsbegäran.docx
+++ b/tillsyn/A 18942-2026 tillsynsbegäran.docx
@@ -389,7 +389,7 @@
     <w:r>
       <w:tab/>
       <w:tab/>
-      <w:t>2026-06-15</w:t>
+      <w:t>2026-06-16</w:t>
       <w:br/>
       <w:br/>
     </w:r>

--- a/tillsyn/A 18942-2026 tillsynsbegäran.docx
+++ b/tillsyn/A 18942-2026 tillsynsbegäran.docx
@@ -389,7 +389,7 @@
     <w:r>
       <w:tab/>
       <w:tab/>
-      <w:t>2026-06-16</w:t>
+      <w:t>2026-06-17</w:t>
       <w:br/>
       <w:br/>
     </w:r>

--- a/tillsyn/A 18942-2026 tillsynsbegäran.docx
+++ b/tillsyn/A 18942-2026 tillsynsbegäran.docx
@@ -1,46 +1,21 @@
 
 <file path=word/document.xml><?xml version="1.0" encoding="utf-8"?>
-<w:document xmlns:wpc="http://schemas.microsoft.com/office/word/2010/wordprocessingCanvas" xmlns:cx="http://schemas.microsoft.com/office/drawing/2014/chartex" xmlns:cx1="http://schemas.microsoft.com/office/drawing/2015/9/8/chartex" xmlns:cx2="http://schemas.microsoft.com/office/drawing/2015/10/21/chartex" xmlns:cx3="http://schemas.microsoft.com/office/drawing/2016/5/9/chartex" xmlns:cx4="http://schemas.microsoft.com/office/drawing/2016/5/10/chartex" xmlns:cx5="http://schemas.microsoft.com/office/drawing/2016/5/11/chartex" xmlns:cx6="http://schemas.microsoft.com/office/drawing/2016/5/12/chartex" xmlns:cx7="http://schemas.microsoft.com/office/drawing/2016/5/13/chartex" xmlns:cx8="http://schemas.microsoft.com/office/drawing/2016/5/14/chartex" xmlns:mc="http://schemas.openxmlformats.org/markup-compatibility/2006" xmlns:aink="http://schemas.microsoft.com/office/drawing/2016/ink" xmlns:am3d="http://schemas.microsoft.com/office/drawing/2017/model3d" xmlns:o="urn:schemas-microsoft-com:office:office" xmlns:oel="http://schemas.microsoft.com/office/2019/extlst" xmlns:r="http://schemas.openxmlformats.org/officeDocument/2006/relationships" xmlns:m="http://schemas.openxmlformats.org/officeDocument/2006/math" xmlns:v="urn:schemas-microsoft-com:vml" xmlns:wp14="http://schemas.microsoft.com/office/word/2010/wordprocessingDrawing" xmlns:wp="http://schemas.openxmlformats.org/drawingml/2006/wordprocessingDrawing" xmlns:w10="urn:schemas-microsoft-com:office:word" xmlns:w="http://schemas.openxmlformats.org/wordprocessingml/2006/main" xmlns:w14="http://schemas.microsoft.com/office/word/2010/wordml" xmlns:w15="http://schemas.microsoft.com/office/word/2012/wordml" xmlns:w16cex="http://schemas.microsoft.com/office/word/2018/wordml/cex" xmlns:w16cid="http://schemas.microsoft.com/office/word/2016/wordml/cid" xmlns:w16="http://schemas.microsoft.com/office/word/2018/wordml" xmlns:w16sdtdh="http://schemas.microsoft.com/office/word/2020/wordml/sdtdatahash" xmlns:w16se="http://schemas.microsoft.com/office/word/2015/wordml/symex" xmlns:wpg="http://schemas.microsoft.com/office/word/2010/wordprocessingGroup" xmlns:wpi="http://schemas.microsoft.com/office/word/2010/wordprocessingInk" xmlns:wne="http://schemas.microsoft.com/office/word/2006/wordml" xmlns:wps="http://schemas.microsoft.com/office/word/2010/wordprocessingShape" mc:Ignorable="w14 w15 w16se w16cid w16 w16cex w16sdtdh wp14">
+<w:document xmlns:wpc="http://schemas.microsoft.com/office/word/2010/wordprocessingCanvas" xmlns:cx="http://schemas.microsoft.com/office/drawing/2014/chartex" xmlns:cx1="http://schemas.microsoft.com/office/drawing/2015/9/8/chartex" xmlns:cx2="http://schemas.microsoft.com/office/drawing/2015/10/21/chartex" xmlns:cx3="http://schemas.microsoft.com/office/drawing/2016/5/9/chartex" xmlns:cx4="http://schemas.microsoft.com/office/drawing/2016/5/10/chartex" xmlns:cx5="http://schemas.microsoft.com/office/drawing/2016/5/11/chartex" xmlns:cx6="http://schemas.microsoft.com/office/drawing/2016/5/12/chartex" xmlns:cx7="http://schemas.microsoft.com/office/drawing/2016/5/13/chartex" xmlns:cx8="http://schemas.microsoft.com/office/drawing/2016/5/14/chartex" xmlns:mc="http://schemas.openxmlformats.org/markup-compatibility/2006" xmlns:aink="http://schemas.microsoft.com/office/drawing/2016/ink" xmlns:am3d="http://schemas.microsoft.com/office/drawing/2017/model3d" xmlns:o="urn:schemas-microsoft-com:office:office" xmlns:oel="http://schemas.microsoft.com/office/2019/extlst" xmlns:r="http://schemas.openxmlformats.org/officeDocument/2006/relationships" xmlns:m="http://schemas.openxmlformats.org/officeDocument/2006/math" xmlns:v="urn:schemas-microsoft-com:vml" xmlns:wp14="http://schemas.microsoft.com/office/word/2010/wordprocessingDrawing" xmlns:wp="http://schemas.openxmlformats.org/drawingml/2006/wordprocessingDrawing" xmlns:w10="urn:schemas-microsoft-com:office:word" xmlns:w="http://schemas.openxmlformats.org/wordprocessingml/2006/main" xmlns:w14="http://schemas.microsoft.com/office/word/2010/wordml" xmlns:w15="http://schemas.microsoft.com/office/word/2012/wordml" xmlns:w16cex="http://schemas.microsoft.com/office/word/2018/wordml/cex" xmlns:w16cid="http://schemas.microsoft.com/office/word/2016/wordml/cid" xmlns:w16="http://schemas.microsoft.com/office/word/2018/wordml" xmlns:w16du="http://schemas.microsoft.com/office/word/2023/wordml/word16du" xmlns:w16sdtdh="http://schemas.microsoft.com/office/word/2020/wordml/sdtdatahash" xmlns:w16sdtfl="http://schemas.microsoft.com/office/word/2024/wordml/sdtformatlock" xmlns:w16se="http://schemas.microsoft.com/office/word/2015/wordml/symex" xmlns:wpg="http://schemas.microsoft.com/office/word/2010/wordprocessingGroup" xmlns:wpi="http://schemas.microsoft.com/office/word/2010/wordprocessingInk" xmlns:wne="http://schemas.microsoft.com/office/word/2006/wordml" xmlns:wps="http://schemas.microsoft.com/office/word/2010/wordprocessingShape" mc:Ignorable="w14 w15 w16se w16cid w16 w16cex w16sdtdh w16sdtfl w16du wp14">
   <w:body>
     <w:p>
       <w:pPr>
         <w:pStyle w:val="Title"/>
       </w:pPr>
       <w:r>
-        <w:t>Tillsynsbegäran – information om höga naturvärden i avverkningsanmälan A 18942-2026 i Östersunds kommun</w:t>
+        <w:t>Tillsynsbegäran – information om höga naturvärden och fridlysta arter i avverkningsanmälan A 18942-2026 i Östersunds kommun</w:t>
       </w:r>
     </w:p>
     <w:p>
       <w:r>
-        <w:t>Detta dokument behandlar höga naturvärden i avverkningsanmälan A 18942-2026 i Östersunds kommun. Denna avverkningsanmälan inkom 2026-04-17 13:45:54 och omfattar 2,1 ha.</w:t>
-      </w:r>
-    </w:p>
-    <w:p>
-      <w:r>
-        <w:t>Vi begär härmed att Skogsstyrelsen fattar beslut enligt miljöbalken som säkerställer att skogens höga naturvärden bevaras samt säkerställer att EU-lagstiftning efterlevs och att artskyddsbrott förhindras. Vi önskar även ta del av de ställningstaganden och beslut som myndigheterna meddelar till följd av aktuell avverkningsanmälan och föreningens inlaga (se 34 § förvaltningslagen).</w:t>
-      </w:r>
-    </w:p>
-    <w:p>
-      <w:r>
-        <w:t>Nedan beskrivs fynd av naturvårdsarter som gjorts i det avverkningsanmälda området.</w:t>
-      </w:r>
-    </w:p>
-    <w:p>
-      <w:pPr>
-        <w:pStyle w:val="Heading1"/>
-      </w:pPr>
-      <w:r>
-        <w:t>Naturvårdsarter</w:t>
-      </w:r>
-    </w:p>
-    <w:p>
-      <w:r>
-        <w:t>I avverkningsanmälan har följande 9 naturvårdsarter hittats: blågrå svartspik (NT), dvärgbägarlav (NT), kolflarnlav (NT), mörk kolflarnlav (NT), nordtagging (NT), vedflamlav (NT), vedskivlav (NT), luddlav (S) och nästlav (S). Av dessa är 7 rödlistade. För rödlistade arter har rödlistekategorin angivits inom parentes. Arter som är signalarter enligt Skogsstyrelsen har markerats med (S).</w:t>
-      </w:r>
-    </w:p>
-    <w:p>
-      <w:r>
-        <w:t>De påträffade naturvårdsarterna är ett tydligt kvitto på att detta rör sig om en skog med höga naturvärden. I Figur 1 visas en karta över det avverkningsanmälda området, där samtliga fyndplatser för naturvårdsarter som finns registrerade på Artportalen har markerats.</w:t>
+        <w:t>Detta dokument behandlar höga naturvärden i avverkningsanmälan A 18942-2026 i Östersunds kommun som inkom 2026-04-17 och omfattar 2,1 ha.</w:t>
+      </w:r>
+      <w:r>
+        <w:t xml:space="preserve"> I Figur 1 visas fyndplatser för naturvårdsarter i området, som finns registrerade på Artportalen.</w:t>
       </w:r>
     </w:p>
     <w:p>
@@ -50,7 +25,7 @@
       <w:r>
         <w:drawing>
           <wp:inline xmlns:a="http://schemas.openxmlformats.org/drawingml/2006/main" xmlns:pic="http://schemas.openxmlformats.org/drawingml/2006/picture">
-            <wp:extent cx="5486400" cy="4066211"/>
+            <wp:extent cx="5486400" cy="5397788"/>
             <wp:docPr id="1" name="Picture 1"/>
             <wp:cNvGraphicFramePr>
               <a:graphicFrameLocks noChangeAspect="1"/>
@@ -71,7 +46,7 @@
                   <pic:spPr>
                     <a:xfrm>
                       <a:off x="0" y="0"/>
-                      <a:ext cx="5486400" cy="4066211"/>
+                      <a:ext cx="5486400" cy="5397788"/>
                     </a:xfrm>
                     <a:prstGeom prst="rect"/>
                   </pic:spPr>
@@ -85,9 +60,89 @@
     <w:p>
       <w:pPr>
         <w:pStyle w:val="Caption"/>
+        <w:spacing w:after="240"/>
       </w:pPr>
       <w:r>
-        <w:t>Figur 1. Fyndplatser för naturvårdsarter i det avverkningsanmälda området (röd linje). Markörer utan svart kant är placerade på fyndplatsen. Markörer med svart kant är placerade vid sidan av fyndplatsen och har ett svart streck som visar fyndplatsens exakta position. Kartans mittpunktskoordinat är N 7001785, E 514244 i SWEREF 99 TM.</w:t>
+        <w:t>Figur 1. Fyndplatser för naturvårdsarter i och inom 22 meter från avverkningsanmälan (röd linje). Inom parentes anges rödlistekategorier, S för signalarter, Tför typiska arter och fridlysningsparagrafer i artskyddsförordningen.Markörer utan svart kant är placerade på fyndplatsen. Markörer med svart kant är placerade vid sidan av fyndplatsen och har ett svart streck som visar fyndplatsens exakta position. Kartans mittpunktskoordinat är N 7001785, E 514244 i SWEREF 99 TM.</w:t>
+      </w:r>
+    </w:p>
+    <w:p>
+      <w:r>
+        <w:t>Vi begär härmed att Skogsstyrelsen fattar beslut enligt miljöbalken som säkerställer att skogens höga naturvärden bevaras samt att EU-lagstiftning efterlevs och att artskyddsbrott förhindras.</w:t>
+      </w:r>
+    </w:p>
+    <w:p>
+      <w:r>
+        <w:t>Vi begär vidare att Skogsstyrelsen säkerställer att inga skador eller försämringar av naturtypens bevarandestatus i området tillåts ske. Se Rådets direktiv 92/43/EEG samt ickeförsämringskravet i EU:s naturrestaureringsförordning (EU 2024/1991).</w:t>
+      </w:r>
+    </w:p>
+    <w:p>
+      <w:r>
+        <w:t>Vi önskar även ta del av de ställningstaganden och beslut som myndigheten meddelar till följd av aktuell avverkningsanmälan och föreningens inlaga (se 34 § förvaltningslagen).</w:t>
+      </w:r>
+    </w:p>
+    <w:p>
+      <w:r>
+        <w:t>Nedan beskrivs fynd av naturvårdsarter och fridlysta arter som gjorts i det avverkningsanmälda området. I BILAGA 1 finns artfakta om rödlistade arter.</w:t>
+      </w:r>
+    </w:p>
+    <w:p>
+      <w:pPr>
+        <w:pStyle w:val="Heading1"/>
+      </w:pPr>
+      <w:r>
+        <w:t>Naturvårdsarter</w:t>
+      </w:r>
+    </w:p>
+    <w:p>
+      <w:r>
+        <w:t>I och inom 22 meter från avverkningsanmälan har följande 16 naturvårdsarter hittats: blågrå svartspik (NT), dvärgbägarlav (NT, T), kolflarnlav (NT, T), lunglav (NT, T), mörk kolflarnlav (NT), nordtagging (NT), talltagel (NT, T), vedflamlav (NT), vedskivlav (NT, T), bårdlav (S, T), gullgröppa (S), gytterlav (S, T), korallrot (S, T, §8), luddlav (S, T), nästlav (S, T) och ögonpyrola (S, T). Av dessa är 9 rödlistade. För rödlistade arter har rödlistekategorin angivits inom parentes. Arter som är signalarter enligt Skogsstyrelsen har markerats med (S). Typiska arter inom Natura 2000 som är kopplade till skogsekosystem har markerats med (T). För fridlysta arter anges även paragrafen i Artskyddsförordningen som arten är fridlyst enligt.</w:t>
+      </w:r>
+    </w:p>
+    <w:p>
+      <w:r>
+        <w:t>De påträffade naturvårdsarterna är ett tydligt kvitto på att det rör sig om en skog med höga naturvärden.</w:t>
+      </w:r>
+    </w:p>
+    <w:p>
+      <w:pPr>
+        <w:pStyle w:val="Heading2"/>
+      </w:pPr>
+      <w:r>
+        <w:t>Fridlysta arter</w:t>
+      </w:r>
+    </w:p>
+    <w:p>
+      <w:r>
+        <w:t>Följande fridlysta arter har sina livsmiljöer och växtplatser i den avverkningsanmälda skogen: korallrot (S, T, §8).</w:t>
+      </w:r>
+    </w:p>
+    <w:p>
+      <w:r>
+        <w:rPr>
+          <w:b/>
+        </w:rPr>
+        <w:t>Korallrot (§8)</w:t>
+      </w:r>
+      <w:r>
+        <w:t xml:space="preserve"> växer i sumpskogar och annan fuktig eller växelfuktig skogsmark, exempelvis i alkärr och kärrkanter, fuktiga bäckdalar, raviner, myrlaggar, sumpiga strandskogar samt i fuktiga lundar. Den visar på mer eller mindre stabila förhållanden och intakt hydrologi och är känslig för avverkning, körskador, skogsgödsling och dikning. Korallrot är typisk art för </w:t>
+      </w:r>
+      <w:r>
+        <w:rPr>
+          <w:i/>
+        </w:rPr>
+        <w:t>9080 Lövsumpskog</w:t>
+      </w:r>
+      <w:r>
+        <w:t xml:space="preserve"> och fridlyst enligt 8 § artskyddsförordningen (SLU Artdatabanken, 2024; Nitare &amp; Skogsstyrelsen, 2019).</w:t>
+      </w:r>
+    </w:p>
+    <w:p>
+      <w:pPr>
+        <w:pStyle w:val="Heading2"/>
+      </w:pPr>
+      <w:r>
+        <w:t>Övriga naturvårdsarter</w:t>
       </w:r>
     </w:p>
     <w:p>
@@ -106,6 +161,53 @@
         <w:rPr>
           <w:b/>
         </w:rPr>
+        <w:t>Bårdlav</w:t>
+      </w:r>
+      <w:r>
+        <w:t xml:space="preserve"> signalerar miljöer med höga naturvärden och på lokalerna finns vanligtvis många andra ovanliga och rödlistade arter. Den visar även på platser med hög och jämn luftfuktighet. På bårdlav och andra njurlavar (Nephroma) kan de sällsynta parasiterna </w:t>
+      </w:r>
+      <w:r>
+        <w:rPr>
+          <w:i/>
+        </w:rPr>
+        <w:t xml:space="preserve">Protounguicularia nephromatis </w:t>
+      </w:r>
+      <w:r>
+        <w:t xml:space="preserve">(VU) och </w:t>
+      </w:r>
+      <w:r>
+        <w:rPr>
+          <w:i/>
+        </w:rPr>
+        <w:t xml:space="preserve">Tremella nephromatis </w:t>
+      </w:r>
+      <w:r>
+        <w:t xml:space="preserve">(DD) påträffas. Bårdlav är typisk art för </w:t>
+      </w:r>
+      <w:r>
+        <w:rPr>
+          <w:i/>
+        </w:rPr>
+        <w:t xml:space="preserve">9010 Taiga, 9020 Nordlig ädellövskog, 9070 Trädklädd betesmark, 9110 Näringsfattig bokskog, 9160 Näringsrik ekskog, 9180 Ädellövskog i branter </w:t>
+      </w:r>
+      <w:r>
+        <w:t>och</w:t>
+      </w:r>
+      <w:r>
+        <w:rPr>
+          <w:i/>
+        </w:rPr>
+        <w:t xml:space="preserve"> 9190 Näringsfattig ekskog</w:t>
+      </w:r>
+      <w:r>
+        <w:t xml:space="preserve"> (SLU Artdatabanken, 2026; Nitare &amp; Skogsstyrelsen, 2019).</w:t>
+      </w:r>
+    </w:p>
+    <w:p>
+      <w:r>
+        <w:rPr>
+          <w:b/>
+        </w:rPr>
         <w:t>Dvärgbägarlav (NT)</w:t>
       </w:r>
       <w:r>
@@ -126,6 +228,26 @@
         <w:rPr>
           <w:b/>
         </w:rPr>
+        <w:t xml:space="preserve">Gytterlav </w:t>
+      </w:r>
+      <w:r>
+        <w:t xml:space="preserve">signalerar höga naturvärden i södra och mellersta Sverige, samt längs Norrlands kustland. Förekomster i söder, framför allt på trädstammar, är en indikation på gammal skogsmark med långvarig förekomst av äldre lövträd i miljöer med hög och jämn luftfuktighet. Gytterlav är typisk art för </w:t>
+      </w:r>
+      <w:r>
+        <w:rPr>
+          <w:i/>
+        </w:rPr>
+        <w:t xml:space="preserve">9040 Fjällbjörkskog </w:t>
+      </w:r>
+      <w:r>
+        <w:t>(Nitare &amp; Skogsstyrelsen, 2019; SLU Artdatabanken, 2025).</w:t>
+      </w:r>
+    </w:p>
+    <w:p>
+      <w:r>
+        <w:rPr>
+          <w:b/>
+        </w:rPr>
         <w:t>Kolflarnlav (NT)</w:t>
       </w:r>
       <w:r>
@@ -184,6 +306,62 @@
         <w:rPr>
           <w:b/>
         </w:rPr>
+        <w:t>Lunglav (NT)</w:t>
+      </w:r>
+      <w:r>
+        <w:t xml:space="preserve"> är en av vårt lands främsta signalarter som överallt indikerar gamla lövträd, skogsbestånd med höga naturvärden och ekosystem med långskoglig kontinuitet. Lokalt kan förekomsten vara mycket riklig men den hittas nästan enbart i gamla och ej slutavverkade skogar. Artens samtliga förekomster bör uppmärksammas från naturvårdssynpunkt, då många lokaler även hyser andra ovanliga och rödlistade arter. Rikliga förekomster bör skyddas med biotopskydd, frivilliga avsättningar eller reservat. På lunglav kan de sällsynta lavparasiterna lunglavshårprick (CR), </w:t>
+      </w:r>
+      <w:r>
+        <w:rPr>
+          <w:i/>
+        </w:rPr>
+        <w:t>Abrothallus diederichii</w:t>
+      </w:r>
+      <w:r>
+        <w:t xml:space="preserve"> (VU), </w:t>
+      </w:r>
+      <w:r>
+        <w:rPr>
+          <w:i/>
+        </w:rPr>
+        <w:t>Abrothallus lobariae</w:t>
+      </w:r>
+      <w:r>
+        <w:t xml:space="preserve"> (VU), </w:t>
+      </w:r>
+      <w:r>
+        <w:rPr>
+          <w:i/>
+        </w:rPr>
+        <w:t>Calycina lobariae</w:t>
+      </w:r>
+      <w:r>
+        <w:t xml:space="preserve"> (VU), lunglavsknapp (VU) och skrovelmössing (VU) påträffas. Lunglav är typisk art för </w:t>
+      </w:r>
+      <w:r>
+        <w:rPr>
+          <w:i/>
+        </w:rPr>
+        <w:t>9010 Taiga, 9020 Nordlig ädellövskog, 9110 Näringsfattig bokskog, 9130 Näringsrik bokskog, 9160 Näringsrik ekskog, 9180 Ädellövskog i branter, 9190 Näringsfattig ekskog, 9070 Trädklädd betesmark, 9040 Fjällbjörkskog</w:t>
+      </w:r>
+      <w:r>
+        <w:t xml:space="preserve"> och</w:t>
+      </w:r>
+      <w:r>
+        <w:rPr>
+          <w:i/>
+        </w:rPr>
+        <w:t xml:space="preserve"> 6530 Lövängar</w:t>
+      </w:r>
+      <w:r>
+        <w:t xml:space="preserve"> (SLU Artdatabanken, 2026; Nitare &amp; Skogsstyrelsen, 2019).</w:t>
+      </w:r>
+    </w:p>
+    <w:p>
+      <w:r>
+        <w:rPr>
+          <w:b/>
+        </w:rPr>
         <w:t>Mörk kolflarnlav (NT)</w:t>
       </w:r>
       <w:r>
@@ -226,6 +404,26 @@
         <w:rPr>
           <w:b/>
         </w:rPr>
+        <w:t>Talltagel (NT)</w:t>
+      </w:r>
+      <w:r>
+        <w:t xml:space="preserve"> är en boreal art som förekommer på tall i äldre, öppna tallskogar. Den påverkas negativt av brist på kontinuitetsskog och minskningstakten bedöms vara nära gränsvärdet för Sårbar (VU). Talltagel är typisk art för </w:t>
+      </w:r>
+      <w:r>
+        <w:rPr>
+          <w:i/>
+        </w:rPr>
+        <w:t>9010 Taiga</w:t>
+      </w:r>
+      <w:r>
+        <w:t xml:space="preserve"> (SLU Artdatabanken, 2026).</w:t>
+      </w:r>
+    </w:p>
+    <w:p>
+      <w:r>
+        <w:rPr>
+          <w:b/>
+        </w:rPr>
         <w:t>Vedflamlav (NT)</w:t>
       </w:r>
       <w:r>
@@ -259,6 +457,467 @@
       </w:r>
       <w:r>
         <w:t xml:space="preserve"> (SLU Artdatabanken, 2024).</w:t>
+      </w:r>
+    </w:p>
+    <w:p>
+      <w:r>
+        <w:rPr>
+          <w:b/>
+        </w:rPr>
+        <w:t xml:space="preserve">Ögonpyrola </w:t>
+      </w:r>
+      <w:r>
+        <w:t xml:space="preserve">är normalt en bra signalart som visar på områden med höga naturvärden och stabila förhållanden, särskilt inom näringsfattiga trakter. Växten är mycket känslig för markskador och försvinner snabbt efter slutavverkning. Den hotas också av skogsgödsling och markavvattning. Ögonpyrola är typisk art för </w:t>
+      </w:r>
+      <w:r>
+        <w:rPr>
+          <w:i/>
+        </w:rPr>
+        <w:t>9010 Taiga</w:t>
+      </w:r>
+      <w:r>
+        <w:t xml:space="preserve"> och</w:t>
+      </w:r>
+      <w:r>
+        <w:rPr>
+          <w:i/>
+        </w:rPr>
+        <w:t xml:space="preserve"> 9070 Trädklädd betesmark</w:t>
+      </w:r>
+      <w:r>
+        <w:t xml:space="preserve"> (Nitare &amp; Skogsstyrelsen, 2019; SLU Artdatabanken, 2024).</w:t>
+      </w:r>
+    </w:p>
+    <w:p>
+      <w:pPr>
+        <w:pStyle w:val="Heading1"/>
+      </w:pPr>
+      <w:r>
+        <w:t>Typiska arter och EU:s art- och habitatdirektiv</w:t>
+      </w:r>
+    </w:p>
+    <w:p>
+      <w:r>
+        <w:t>Typiska arter används för att lokalisera områden med gynnsam bevarandestatus för de naturtyper som är listade i EU:s art- och habitatdirektiv. Ett exempel är Västlig taiga (EU-kod 9010) som saknar gynnsam bevarandestatus och minskar starkt som naturtyp i Sverige. Naturvårdsverket skriver i sin vägledning för Västlig taiga att dylika miljöer förutsätter normalt att skogarna skyddas långsiktigt, eftersom skogsbruk inte är förenligt med bevarande av naturtypen i gynnsamt tillstånd (Naturvårdsverket, 2011).</w:t>
+      </w:r>
+    </w:p>
+    <w:p>
+      <w:r>
+        <w:t>Följande typiska arter har sina livsmiljöer och växtplatser i den avverkningsanmälda skogen: dvärgbägarlav (NT, T), kolflarnlav (NT, T), lunglav (NT, T), talltagel (NT, T), vedskivlav (NT, T), bårdlav (S, T), gytterlav (S, T), korallrot (S, T, §8), luddlav (S, T), nästlav (S, T) och ögonpyrola (S, T).</w:t>
+      </w:r>
+    </w:p>
+    <w:p>
+      <w:r>
+        <w:t>Enligt Sveriges Artikel 17 rapportering 2013 och 2019 till EU, har naturtypen Västlig taiga (9010) dålig bevarandestatus med negativ trend inom Sveriges boreala region. Skogsbruksåtgärder som avverkning, röjning och gallring pekas ut som några av de främst bidragande orsakerna till naturtypens dåliga status och negativa trend (SLU Artdatabanken, 2019). I EU:s uppföljning av tillståndet för naturtyperna i Skandinavien 2013 – 2018 framgår det att i den boreala regionen är tillståndet så dåligt för Västlig taiga (9010) att habitatet löper allvarlig risk att försvinna regionalt (EEA, 2022). Det allvarliga läget för den biologiska mångfalden i skogen framhålls även i Skogsstyren rapport 2026/07:</w:t>
+      </w:r>
+    </w:p>
+    <w:p>
+      <w:r>
+        <w:rPr>
+          <w:i/>
+        </w:rPr>
+        <w:t>"All avverkning av kända skogliga värdekärnor och sannolika kontinuitetsskogar behöver upphöra för att fylla bristen om 1,56 miljoner hektar bevarad livsmiljötyp. På grund av begränsade kvarvarande arealer av värdekärnor, naturskogar och kontinuitetsskogar leder fortsatt förlust av dessa till en påtaglig risk för långsiktigt negativa effekter för biologisk mångfald i skogslandskapet. Att de återstående arealerna bevaras och ges ett långsiktigt skydd bedöms därför vara av avgörande betydelse."</w:t>
+      </w:r>
+      <w:r>
+        <w:t xml:space="preserve"> (Skogsstyrelsen, 2026).</w:t>
+      </w:r>
+    </w:p>
+    <w:p>
+      <w:r>
+        <w:t>Trots detta har statusen för Västlig taiga ändrats till otillräcklig i stället för dålig i den senaste Artikel 17 rapporteringen 2025. Av Naturvårdsverkets rapport framgår det dock att de ändrade statusbedömningarna jämfört med rapporteringen 2019 inte beror på faktiska miljöförändringar. Ändringarna är av teknisk karaktär och främst en följd av resultaten från genomförda regeringsuppdrag och beslut inför rapporteringen 2025. Det är alltså politisk styrning i stället för faktiska förhållanden i naturen som ändrat på naturtypernas status i rapporteringen, vilket rimmar dåligt med såväl art- och habitatdirektivets syften och mål som med naturrestaureringsförordningen. I praktiken har dock Sveriges nya sätt att rapportera bevarandestatus till EU inte någon betydelse eftersom Naturvårdsverkets rapportering 2025 visar att Västlig taiga</w:t>
+      </w:r>
+      <w:r>
+        <w:rPr>
+          <w:b/>
+        </w:rPr>
+        <w:t xml:space="preserve"> </w:t>
+      </w:r>
+      <w:r>
+        <w:t>inte har gynnsam bevarandestatus.</w:t>
+      </w:r>
+    </w:p>
+    <w:p>
+      <w:r>
+        <w:t>Åtgärder som vidtas i enlighet med art- och habitatdirektivet ska enligt Artikel 2 syfta till att bibehålla eller återställa en gynnsam bevarandestatus hos livsmiljöer samt arter och vilda djur och växter av gemenskapsintresse. Enligt prejudikat från EU-domstolen ska en skogsbruksverksamhet utföras på ett sådant sätt som utgör ett förebyggande och hållbart skogsbruk för att betraktas som förenlig med bevarandekraven i direktivet (se EU-domstolens dom i de förenade målen C 473-19 och C 474-19).</w:t>
+      </w:r>
+    </w:p>
+    <w:p>
+      <w:r>
+        <w:t xml:space="preserve">Av artikel 1.e samma direktiv framgår att en livsmiljös bevarandestatus anses " gynnsam" när — dess naturliga utbredningsområde och de ytor den täcker inom detta område är stabila eller ökande, och — den särskilda struktur och de särskilda funktioner som är nödvändiga för att den skall kunna bibehållas på lång sikt finns, och sannolikt kommer att finnas under en överskådlig framtid, och — bevarandestatusen hos dess </w:t>
+      </w:r>
+      <w:r>
+        <w:rPr>
+          <w:b/>
+        </w:rPr>
+        <w:t>typiska arter</w:t>
+      </w:r>
+      <w:r>
+        <w:t xml:space="preserve"> är gynnsam enligt definitionen i artikel 1.i.</w:t>
+      </w:r>
+    </w:p>
+    <w:p>
+      <w:r>
+        <w:t>EU-direktiv är bindande för EU:s medlemsländer varvid det ankommer på Skogsstyrelsen som nationell tillsynsmyndighet att beakta syftet med EU:s art- och habitatdirektiv vid prövningen av en skogsbruksverksamhet, se Rådets direktiv 92/43/EEG. Se ytterligare information om EU:s livsmiljödirektiv i bilaga 2.</w:t>
+      </w:r>
+    </w:p>
+    <w:p>
+      <w:r>
+        <w:br w:type="page"/>
+      </w:r>
+    </w:p>
+    <w:p>
+      <w:pPr>
+        <w:pStyle w:val="Title"/>
+      </w:pPr>
+      <w:r>
+        <w:t>BILAGA 1 – Rödlistade arter</w:t>
+      </w:r>
+    </w:p>
+    <w:p>
+      <w:pPr>
+        <w:pStyle w:val="Heading1"/>
+      </w:pPr>
+      <w:r>
+        <w:t>Lunglav – ekologi samt krav på livsmiljön</w:t>
+      </w:r>
+    </w:p>
+    <w:p>
+      <w:r>
+        <w:t xml:space="preserve">Lunglav (NT) är en av vårt lands främsta signalarter som överallt indikerar gamla lövträd, skogsbestånd med höga naturvärden och ekosystem med lång skoglig kontinuitet. Lokalt kan förekomsten vara mycket riklig men den hittas nästan enbart i gamla och ej slutavverkade skogar. Artens samtliga förekomster bör uppmärksammas från naturvårdssynpunkt, då många lokaler även hyser andra ovanliga och rödlistade arter, däribland de sällsynta lavparasiterna lunglavshårprick (CR), </w:t>
+      </w:r>
+      <w:r>
+        <w:rPr>
+          <w:i/>
+        </w:rPr>
+        <w:t>Abrothallus diederichii</w:t>
+      </w:r>
+      <w:r>
+        <w:t xml:space="preserve"> (VU), </w:t>
+      </w:r>
+      <w:r>
+        <w:rPr>
+          <w:i/>
+        </w:rPr>
+        <w:t>Abrothallus lobariae</w:t>
+      </w:r>
+      <w:r>
+        <w:t xml:space="preserve"> (VU), </w:t>
+      </w:r>
+      <w:r>
+        <w:rPr>
+          <w:i/>
+        </w:rPr>
+        <w:t>Calycina lobariae</w:t>
+      </w:r>
+      <w:r>
+        <w:t xml:space="preserve"> (VU), lunglavsknapp (VU) och skrovelmössing (VU), som växer på lunglav. Rikliga förekomster med lunglav bör skyddas med biotopskydd, frivilliga avsättningar eller reservat (SLU Artdatabanken, 2026; Nitare &amp; Skogsstyrelsen, 2019).</w:t>
+      </w:r>
+    </w:p>
+    <w:p>
+      <w:r>
+        <w:t xml:space="preserve">Lunglav är typisk art för </w:t>
+      </w:r>
+      <w:r>
+        <w:rPr>
+          <w:i/>
+        </w:rPr>
+        <w:t>9010 Taiga, 9020 Nordlig ädellövskog, 9110 Näringsfattig bokskog, 9130 Näringsrik bokskog, 9160 Näringsrik ekskog, 9180 Ädellövskog i branter, 9190 Näringsfattig ekskog, 9070 Trädklädd betesmark, 9040 Fjällbjörkskog</w:t>
+      </w:r>
+      <w:r>
+        <w:t xml:space="preserve"> och</w:t>
+      </w:r>
+      <w:r>
+        <w:rPr>
+          <w:i/>
+        </w:rPr>
+        <w:t xml:space="preserve"> 6530 Lövängar</w:t>
+      </w:r>
+      <w:r>
+        <w:t xml:space="preserve"> (SLU Artdatabanken, 2026).</w:t>
+      </w:r>
+    </w:p>
+    <w:p>
+      <w:pPr>
+        <w:pStyle w:val="Heading2"/>
+      </w:pPr>
+      <w:r>
+        <w:t>Referenser – lunglav</w:t>
+      </w:r>
+    </w:p>
+    <w:p>
+      <w:r>
+        <w:t xml:space="preserve">Nitare, J. och Skogsstyrelsen, 2019. </w:t>
+      </w:r>
+      <w:r>
+        <w:rPr>
+          <w:i/>
+        </w:rPr>
+        <w:t xml:space="preserve">Skyddsvärd skog – Naturvårdsarter och andra kriterier för naturvärdesbedömning. </w:t>
+      </w:r>
+      <w:r>
+        <w:t>Skogsstyrelsen.</w:t>
+      </w:r>
+    </w:p>
+    <w:p>
+      <w:r>
+        <w:t xml:space="preserve">SLU Artdatabanken, 2026. </w:t>
+      </w:r>
+      <w:r>
+        <w:rPr>
+          <w:i/>
+        </w:rPr>
+        <w:t xml:space="preserve">Artfaktablad. Naturvård – artfakta. </w:t>
+      </w:r>
+      <w:r>
+        <w:t>SLU Artdatabanken, Uppsala.</w:t>
+      </w:r>
+    </w:p>
+    <w:p>
+      <w:r>
+        <w:br w:type="page"/>
+      </w:r>
+    </w:p>
+    <w:p>
+      <w:pPr>
+        <w:pStyle w:val="Title"/>
+      </w:pPr>
+      <w:r>
+        <w:t>BILAGA 2 – EU:s art- och habitatdirektiv, fågeldirektiv och naturrestaureringsförordning</w:t>
+      </w:r>
+    </w:p>
+    <w:p>
+      <w:pPr>
+        <w:pStyle w:val="Heading2"/>
+      </w:pPr>
+      <w:r>
+        <w:t>Förenlighet med EU-direktiv</w:t>
+      </w:r>
+    </w:p>
+    <w:p>
+      <w:r>
+        <w:t>EU-direktiv är bindande för EU:s medlemsländer varvid det ankommer på Skogsstyrelsen som nationell tillsynsmyndighet att beakta syftet med EU:s art- och habitatdirektiv respektive fågeldirektiv vid prövningen av en skogsbruksverksamhet, se Rådets direktiv 92/43/EEG samt 2009/147/EG. Nationella regler som omfattas av ett EU-direktiv ska enligt fast rättspraxis tolkas i enlighet med direktivet, vilket medför en skyldighet för myndigheten att tolka bestämmelser i nationell rätt i ljuset av direktivets ordalydelse, sammanhang och de mål som eftersträvas med direktivet (se EU-domstolens dom i mål C 477/19).</w:t>
+      </w:r>
+    </w:p>
+    <w:p>
+      <w:r>
+        <w:t>EU:s medlemsstater åläggs i Artikel 3 i fågeldirektivet generella skyldigheter avseende skydd, bevarande och återställande av tillräckligt stora och varierande livsmiljöer för de fågelarter som omfattas av direktivet. Medlemsstaterna ska vidta de åtgärder som är nödvändiga för att bibehålla populationen av fågelarterna på en nivå som svarar särskilt mot ekologiska, vetenskapliga och kulturella behov, eller återupprätta populationen av dessa arter till en sådan nivå (se Europaparlamentets och rådets direktiv 2009/147/EG).</w:t>
+      </w:r>
+    </w:p>
+    <w:p>
+      <w:r>
+        <w:t>Åtgärder som vidtas i enlighet med art- och habitatdirektivet (92/43/EEG) ska enligt Artikel 2 syfta till att bibehålla eller återställa en gynnsam bevarandestatus hos livsmiljöer samt arter och vilda djur och växter av gemenskapsintresse. Enligt prejudikat från EU-domstolen ska en skogsbruksverksamhet utföras på ett sådant sätt som utgör ett förebyggande och hållbart skogsbruk för att betraktas som förenlig med bevarandekraven i direktivet (se EU-domstolens dom i de förenade målen C 473-19 och C 474-19).</w:t>
+      </w:r>
+    </w:p>
+    <w:p>
+      <w:r>
+        <w:t xml:space="preserve">Av artikel 1.e samma direktiv framgår att en livsmiljös bevarandestatus anses " gynnsam" när — dess naturliga utbredningsområde och de ytor den täcker inom detta område är stabila eller ökande, och — den särskilda struktur och de särskilda funktioner som är nödvändiga för att den skall kunna bibehållas på lång sikt finns, och sannolikt kommer att finnas under en överskådlig framtid, och — bevarandestatusen hos dess </w:t>
+      </w:r>
+      <w:r>
+        <w:rPr>
+          <w:b/>
+        </w:rPr>
+        <w:t>typiska arter</w:t>
+      </w:r>
+      <w:r>
+        <w:t xml:space="preserve"> är gynnsam enligt definitionen i artikel 1.i. Typiska arter används för att lokalisera områden med gynnsam bevarandestatus för de naturtyper som ingår i EU:s art- och habitatdirektiv.</w:t>
+      </w:r>
+    </w:p>
+    <w:p>
+      <w:r>
+        <w:t>Västlig taiga (EU-kod 9010) saknar gynnsam bevarandestatus och minskar starkt som naturtyp i Sverige. Naturvårdsverket skriver i sin vägledning för västlig taiga att dylika miljöer förutsätter normalt att skogarna skyddas långsiktigt, eftersom skogsbruk inte är förenligt med bevarande av naturtypen i gynnsamt tillstånd (Naturvårdsverket, 2011). Enligt Sveriges Artikel 17 rapportering 2013 och 2019 till EU, har naturtypen Västlig taiga (9010) dålig bevarandestatus med negativ trend inom Sveriges boreala region. Skogsbruksåtgärder som avverkning, röjning och gallring pekas ut som några av de främst bidragande orsakerna till naturtypens dåliga status och negativa trend (SLU Artdatabanken, 2019). I EU:s uppföljning av tillståndet för naturtyperna i Skandinavien 2013 – 2018 framgår det att i den boreala regionen är tillståndet så dåligt för Västlig taiga (9010) att habitatet löper allvarlig risk att försvinna regionalt (EEA, 2022). Det allvarliga läget för den biologiska mångfalden i skogen framhålls även i Skogsstyren rapport 2026/07:</w:t>
+      </w:r>
+    </w:p>
+    <w:p>
+      <w:r>
+        <w:rPr>
+          <w:i/>
+        </w:rPr>
+        <w:t>"All avverkning av kända skogliga värdekärnor och sannolika kontinuitetsskogar behöver upphöra för att fylla bristen om 1,56 miljoner hektar bevarad livsmiljötyp. På grund av begränsade kvarvarande arealer av värdekärnor, naturskogar och kontinuitetsskogar leder fortsatt förlust av dessa till en påtaglig risk för långsiktigt negativa effekter för biologisk mångfald i skogslandskapet. Att de återstående arealerna bevaras och ges ett långsiktigt skydd bedöms därför vara av avgörande betydelse."</w:t>
+      </w:r>
+      <w:r>
+        <w:t xml:space="preserve"> (Skogsstyrelsen, 2026).</w:t>
+      </w:r>
+    </w:p>
+    <w:p>
+      <w:pPr>
+        <w:pStyle w:val="Caption"/>
+      </w:pPr>
+      <w:r>
+        <w:drawing>
+          <wp:inline xmlns:a="http://schemas.openxmlformats.org/drawingml/2006/main" xmlns:pic="http://schemas.openxmlformats.org/drawingml/2006/picture">
+            <wp:extent cx="5486400" cy="2905862"/>
+            <wp:docPr id="2" name="Picture 2"/>
+            <wp:cNvGraphicFramePr>
+              <a:graphicFrameLocks noChangeAspect="1"/>
+            </wp:cNvGraphicFramePr>
+            <a:graphic>
+              <a:graphicData uri="http://schemas.openxmlformats.org/drawingml/2006/picture">
+                <pic:pic>
+                  <pic:nvPicPr>
+                    <pic:cNvPr id="0" name="uppföljning av västlig taiga.jpeg"/>
+                    <pic:cNvPicPr/>
+                  </pic:nvPicPr>
+                  <pic:blipFill>
+                    <a:blip r:embed="rId17"/>
+                    <a:stretch>
+                      <a:fillRect/>
+                    </a:stretch>
+                  </pic:blipFill>
+                  <pic:spPr>
+                    <a:xfrm>
+                      <a:off x="0" y="0"/>
+                      <a:ext cx="5486400" cy="2905862"/>
+                    </a:xfrm>
+                    <a:prstGeom prst="rect"/>
+                  </pic:spPr>
+                </pic:pic>
+              </a:graphicData>
+            </a:graphic>
+          </wp:inline>
+        </w:drawing>
+      </w:r>
+    </w:p>
+    <w:p>
+      <w:pPr>
+        <w:pStyle w:val="Caption"/>
+      </w:pPr>
+      <w:r>
+        <w:t>EU:s uppföljning av tillståndet för naturtypen Västlig taiga 9010 i Skandinavien 2013 - 2018. Av kartan framgår det att i den boreala regionen är tillståndet så dåligt (röd färg) att habitatet löper allvarlig risk att försvinna regionalt. Källa: European Environment Agency. https:// eunis.eea.europoa.eu/habitats/10176.</w:t>
+      </w:r>
+    </w:p>
+    <w:p>
+      <w:r>
+        <w:t>Trots det allvarliga läget har statusen för Västlig taiga ändrats till otillräcklig i stället för dålig i den senaste Artikel 17 rapporteringen 2025. Av Naturvårdsverkets rapport framgår det dock att de ändrade statusbedömningarna jämfört med rapporteringen 2019 inte beror på faktiska miljöförändringar. Ändringarna är av teknisk karaktär och främst en följd av resultaten från genomförda regeringsuppdrag och beslut inför rapporteringen 2025. Det är alltså politisk styrning i stället för faktiska förhållanden i naturen som ändrat på naturtypernas status i rapporteringen, vilket rimmar dåligt med såväl art- och habitatdirektivets syften och mål som med naturrestaureringsförordningen. I praktiken har dock Sveriges nya sätt att rapportera bevarandestatus till EU inte någon betydelse eftersom Naturvårdsverkets rapportering 2025 visar att Västlig taiga inte har gynnsam bevarandestatus.</w:t>
+      </w:r>
+    </w:p>
+    <w:p>
+      <w:pPr>
+        <w:pStyle w:val="Heading2"/>
+      </w:pPr>
+      <w:r>
+        <w:t>EU:s naturrestaureringsförordning</w:t>
+      </w:r>
+    </w:p>
+    <w:p>
+      <w:r>
+        <w:t>Enligt EU:s naturrestaureringsförordning (EU 2024/1991) ska minst 20 % av landområden och minst 20 % av havsarealen vara restaurerad senast 2030, samt alla ekosystem som är i behov av restaurering senast 2050. Det framgår också av förordningen att det är viktigt att livsmiljötyperna inte försämras innan eller efter att restaureringar genomförts, se exempelvis punkt 37 förordningen.</w:t>
+      </w:r>
+    </w:p>
+    <w:p>
+      <w:r>
+        <w:t>”</w:t>
+      </w:r>
+      <w:r>
+        <w:rPr>
+          <w:i/>
+        </w:rPr>
+        <w:t>Det är viktigt att medlemsstaterna vidtar åtgärder som syftar till att säkerställa att tillståndet för områden som täcks av livsmiljötyper som omfattas av denna förordning och som omfattas av restaureringsåtgärder uppvisar en kontinuerlig förbättring till dess att de uppnår ett gott tillstånd, och att medlemsstaterna vidtar åtgärder som syftar till att säkerställa att dessa livsmiljötyper, när de har uppnått ett gott tillstånd, inte försämras avsevärt, så att det långsiktiga bibehållandet eller uppnåendet av gott tillstånd inte äventyras. (..) Det är också viktigt att medlemsstaterna anstränger sig för att förhindra avsevärd försämring av områden som täcks av sådana livsmiljötyper som antingen redan är i gott skick eller som inte är i gott skick men ännu inte omfattas av restaureringsåtgärder.”</w:t>
+      </w:r>
+    </w:p>
+    <w:p>
+      <w:r>
+        <w:rPr>
+          <w:b/>
+          <w:i/>
+        </w:rPr>
+        <w:t>Artikel 4(12):</w:t>
+      </w:r>
+    </w:p>
+    <w:p>
+      <w:r>
+        <w:rPr>
+          <w:i/>
+        </w:rPr>
+        <w:t>Utan att det påverkar tillämpningen av direktiv 92/43/EEG ska medlemsstaterna, senast den dag då deras nationella restaureringsplaner offentliggörs i enlighet med artikel 17.6 i denna förordning, eftersträva att genomföra de åtgärder som krävs för att förhindra avsevärd försämring av områden där de livsmiljötyper som förtecknas i bilaga I till denna förordning förekommer och som är i gott tillstånd eller som krävs för att uppnå de restaureringsmål som anges i punkt 17 i den här artikeln.</w:t>
+      </w:r>
+    </w:p>
+    <w:p>
+      <w:r>
+        <w:rPr>
+          <w:b/>
+          <w:i/>
+        </w:rPr>
+        <w:t>Artikel 4 (17).   Medlemsstaterna ska säkerställa</w:t>
+      </w:r>
+    </w:p>
+    <w:p>
+      <w:r>
+        <w:rPr>
+          <w:i/>
+        </w:rPr>
+        <w:t>a) en ökning av arealen i gott tillstånd för de livsmiljötyper som förtecknas i bilaga I till dess att minst 90 % är i gott tillstånd och till dess att den gynnsamma referensarealen för varje livsmiljötyp i varje biogeografisk region inom den berörda medlemsstaten har uppnåtts.</w:t>
+      </w:r>
+    </w:p>
+    <w:p>
+      <w:r>
+        <w:t>Referenser</w:t>
+      </w:r>
+    </w:p>
+    <w:p>
+      <w:r>
+        <w:t xml:space="preserve">EEA European Environment Agency, 2022. </w:t>
+      </w:r>
+      <w:r>
+        <w:rPr>
+          <w:i/>
+        </w:rPr>
+        <w:t xml:space="preserve">Western taiga – Conservation status 2013-2018. </w:t>
+      </w:r>
+      <w:r>
+        <w:t>https:// eunis.eea.europoa.eu/habitats/10176.</w:t>
+      </w:r>
+    </w:p>
+    <w:p>
+      <w:r>
+        <w:t>EU-domstolens dom av den 2 juli 2020 i målet C 477/19 (Europeisk hamster) p. 23.</w:t>
+      </w:r>
+    </w:p>
+    <w:p>
+      <w:r>
+        <w:t>EU-domstolens dom av den 4 mars 2021 i de förenade målen C 473-19 och C 474-19 (Skydda skogen) p. 70 och 76.</w:t>
+      </w:r>
+    </w:p>
+    <w:p>
+      <w:r>
+        <w:t>Europaparlamentets och rådets direktiv 2009/147/EG av den 30 november 2009 om bevarande av vilda fåglar.</w:t>
+      </w:r>
+    </w:p>
+    <w:p>
+      <w:r>
+        <w:t>EUROPAPARLAMENTETS OCH RÅDETS FÖRORDNING (EU) 2024/1991 av den 24 juni 2024 om restaurering av natur och om ändring av förordning (EU) 2022/869.</w:t>
+      </w:r>
+    </w:p>
+    <w:p>
+      <w:r>
+        <w:t>Rådets direktiv 92/43/EEG av den 21 mj 1992 om bevarande av livsmiljöer samt vilda djur och växter.</w:t>
+      </w:r>
+    </w:p>
+    <w:p>
+      <w:r>
+        <w:t xml:space="preserve">Skogsstyrelsen, 2026. </w:t>
+      </w:r>
+      <w:r>
+        <w:rPr>
+          <w:i/>
+        </w:rPr>
+        <w:t>Biologisk mångfald i skogen.</w:t>
+      </w:r>
+      <w:r>
+        <w:t xml:space="preserve"> Rapport 2026/07.</w:t>
+      </w:r>
+    </w:p>
+    <w:p>
+      <w:r>
+        <w:t xml:space="preserve">SLU Artdatabanken, 2019. </w:t>
+      </w:r>
+      <w:r>
+        <w:rPr>
+          <w:i/>
+        </w:rPr>
+        <w:t>Sveriges arter och naturtyper i EU:s art- och habitatdirektiv.</w:t>
+      </w:r>
+      <w:r>
+        <w:t xml:space="preserve"> Resultat från rapportering 2019 till EU av bevarandestatus 2013-2018.</w:t>
       </w:r>
     </w:p>
     <w:sectPr>
@@ -279,7 +938,7 @@
 </file>
 
 <file path=word/endnotes.xml><?xml version="1.0" encoding="utf-8"?>
-<w:endnotes xmlns:wpc="http://schemas.microsoft.com/office/word/2010/wordprocessingCanvas" xmlns:cx="http://schemas.microsoft.com/office/drawing/2014/chartex" xmlns:cx1="http://schemas.microsoft.com/office/drawing/2015/9/8/chartex" xmlns:cx2="http://schemas.microsoft.com/office/drawing/2015/10/21/chartex" xmlns:cx3="http://schemas.microsoft.com/office/drawing/2016/5/9/chartex" xmlns:cx4="http://schemas.microsoft.com/office/drawing/2016/5/10/chartex" xmlns:cx5="http://schemas.microsoft.com/office/drawing/2016/5/11/chartex" xmlns:cx6="http://schemas.microsoft.com/office/drawing/2016/5/12/chartex" xmlns:cx7="http://schemas.microsoft.com/office/drawing/2016/5/13/chartex" xmlns:cx8="http://schemas.microsoft.com/office/drawing/2016/5/14/chartex" xmlns:mc="http://schemas.openxmlformats.org/markup-compatibility/2006" xmlns:aink="http://schemas.microsoft.com/office/drawing/2016/ink" xmlns:am3d="http://schemas.microsoft.com/office/drawing/2017/model3d" xmlns:o="urn:schemas-microsoft-com:office:office" xmlns:oel="http://schemas.microsoft.com/office/2019/extlst" xmlns:r="http://schemas.openxmlformats.org/officeDocument/2006/relationships" xmlns:m="http://schemas.openxmlformats.org/officeDocument/2006/math" xmlns:v="urn:schemas-microsoft-com:vml" xmlns:wp14="http://schemas.microsoft.com/office/word/2010/wordprocessingDrawing" xmlns:wp="http://schemas.openxmlformats.org/drawingml/2006/wordprocessingDrawing" xmlns:w10="urn:schemas-microsoft-com:office:word" xmlns:w="http://schemas.openxmlformats.org/wordprocessingml/2006/main" xmlns:w14="http://schemas.microsoft.com/office/word/2010/wordml" xmlns:w15="http://schemas.microsoft.com/office/word/2012/wordml" xmlns:w16cex="http://schemas.microsoft.com/office/word/2018/wordml/cex" xmlns:w16cid="http://schemas.microsoft.com/office/word/2016/wordml/cid" xmlns:w16="http://schemas.microsoft.com/office/word/2018/wordml" xmlns:w16sdtdh="http://schemas.microsoft.com/office/word/2020/wordml/sdtdatahash" xmlns:w16se="http://schemas.microsoft.com/office/word/2015/wordml/symex" xmlns:wpg="http://schemas.microsoft.com/office/word/2010/wordprocessingGroup" xmlns:wpi="http://schemas.microsoft.com/office/word/2010/wordprocessingInk" xmlns:wne="http://schemas.microsoft.com/office/word/2006/wordml" xmlns:wps="http://schemas.microsoft.com/office/word/2010/wordprocessingShape" mc:Ignorable="w14 w15 w16se w16cid w16 w16cex w16sdtdh wp14">
+<w:endnotes xmlns:wpc="http://schemas.microsoft.com/office/word/2010/wordprocessingCanvas" xmlns:cx="http://schemas.microsoft.com/office/drawing/2014/chartex" xmlns:cx1="http://schemas.microsoft.com/office/drawing/2015/9/8/chartex" xmlns:cx2="http://schemas.microsoft.com/office/drawing/2015/10/21/chartex" xmlns:cx3="http://schemas.microsoft.com/office/drawing/2016/5/9/chartex" xmlns:cx4="http://schemas.microsoft.com/office/drawing/2016/5/10/chartex" xmlns:cx5="http://schemas.microsoft.com/office/drawing/2016/5/11/chartex" xmlns:cx6="http://schemas.microsoft.com/office/drawing/2016/5/12/chartex" xmlns:cx7="http://schemas.microsoft.com/office/drawing/2016/5/13/chartex" xmlns:cx8="http://schemas.microsoft.com/office/drawing/2016/5/14/chartex" xmlns:mc="http://schemas.openxmlformats.org/markup-compatibility/2006" xmlns:aink="http://schemas.microsoft.com/office/drawing/2016/ink" xmlns:am3d="http://schemas.microsoft.com/office/drawing/2017/model3d" xmlns:o="urn:schemas-microsoft-com:office:office" xmlns:oel="http://schemas.microsoft.com/office/2019/extlst" xmlns:r="http://schemas.openxmlformats.org/officeDocument/2006/relationships" xmlns:m="http://schemas.openxmlformats.org/officeDocument/2006/math" xmlns:v="urn:schemas-microsoft-com:vml" xmlns:wp14="http://schemas.microsoft.com/office/word/2010/wordprocessingDrawing" xmlns:wp="http://schemas.openxmlformats.org/drawingml/2006/wordprocessingDrawing" xmlns:w10="urn:schemas-microsoft-com:office:word" xmlns:w="http://schemas.openxmlformats.org/wordprocessingml/2006/main" xmlns:w14="http://schemas.microsoft.com/office/word/2010/wordml" xmlns:w15="http://schemas.microsoft.com/office/word/2012/wordml" xmlns:w16cex="http://schemas.microsoft.com/office/word/2018/wordml/cex" xmlns:w16cid="http://schemas.microsoft.com/office/word/2016/wordml/cid" xmlns:w16="http://schemas.microsoft.com/office/word/2018/wordml" xmlns:w16du="http://schemas.microsoft.com/office/word/2023/wordml/word16du" xmlns:w16sdtdh="http://schemas.microsoft.com/office/word/2020/wordml/sdtdatahash" xmlns:w16sdtfl="http://schemas.microsoft.com/office/word/2024/wordml/sdtformatlock" xmlns:w16se="http://schemas.microsoft.com/office/word/2015/wordml/symex" xmlns:wpg="http://schemas.microsoft.com/office/word/2010/wordprocessingGroup" xmlns:wpi="http://schemas.microsoft.com/office/word/2010/wordprocessingInk" xmlns:wne="http://schemas.microsoft.com/office/word/2006/wordml" xmlns:wps="http://schemas.microsoft.com/office/word/2010/wordprocessingShape" mc:Ignorable="w14 w15 w16se w16cid w16 w16cex w16sdtdh w16sdtfl w16du wp14">
   <w:endnote w:type="separator" w:id="-1">
     <w:p>
       <w:pPr>
@@ -304,7 +963,7 @@
 </file>
 
 <file path=word/footer1.xml><?xml version="1.0" encoding="utf-8"?>
-<w:ftr xmlns:wpc="http://schemas.microsoft.com/office/word/2010/wordprocessingCanvas" xmlns:cx="http://schemas.microsoft.com/office/drawing/2014/chartex" xmlns:cx1="http://schemas.microsoft.com/office/drawing/2015/9/8/chartex" xmlns:cx2="http://schemas.microsoft.com/office/drawing/2015/10/21/chartex" xmlns:cx3="http://schemas.microsoft.com/office/drawing/2016/5/9/chartex" xmlns:cx4="http://schemas.microsoft.com/office/drawing/2016/5/10/chartex" xmlns:cx5="http://schemas.microsoft.com/office/drawing/2016/5/11/chartex" xmlns:cx6="http://schemas.microsoft.com/office/drawing/2016/5/12/chartex" xmlns:cx7="http://schemas.microsoft.com/office/drawing/2016/5/13/chartex" xmlns:cx8="http://schemas.microsoft.com/office/drawing/2016/5/14/chartex" xmlns:mc="http://schemas.openxmlformats.org/markup-compatibility/2006" xmlns:aink="http://schemas.microsoft.com/office/drawing/2016/ink" xmlns:am3d="http://schemas.microsoft.com/office/drawing/2017/model3d" xmlns:o="urn:schemas-microsoft-com:office:office" xmlns:oel="http://schemas.microsoft.com/office/2019/extlst" xmlns:r="http://schemas.openxmlformats.org/officeDocument/2006/relationships" xmlns:m="http://schemas.openxmlformats.org/officeDocument/2006/math" xmlns:v="urn:schemas-microsoft-com:vml" xmlns:wp14="http://schemas.microsoft.com/office/word/2010/wordprocessingDrawing" xmlns:wp="http://schemas.openxmlformats.org/drawingml/2006/wordprocessingDrawing" xmlns:w10="urn:schemas-microsoft-com:office:word" xmlns:w="http://schemas.openxmlformats.org/wordprocessingml/2006/main" xmlns:w14="http://schemas.microsoft.com/office/word/2010/wordml" xmlns:w15="http://schemas.microsoft.com/office/word/2012/wordml" xmlns:w16cex="http://schemas.microsoft.com/office/word/2018/wordml/cex" xmlns:w16cid="http://schemas.microsoft.com/office/word/2016/wordml/cid" xmlns:w16="http://schemas.microsoft.com/office/word/2018/wordml" xmlns:w16sdtdh="http://schemas.microsoft.com/office/word/2020/wordml/sdtdatahash" xmlns:w16se="http://schemas.microsoft.com/office/word/2015/wordml/symex" xmlns:wpg="http://schemas.microsoft.com/office/word/2010/wordprocessingGroup" xmlns:wpi="http://schemas.microsoft.com/office/word/2010/wordprocessingInk" xmlns:wne="http://schemas.microsoft.com/office/word/2006/wordml" xmlns:wps="http://schemas.microsoft.com/office/word/2010/wordprocessingShape" mc:Ignorable="w14 w15 w16se w16cid w16 w16cex w16sdtdh wp14">
+<w:ftr xmlns:wpc="http://schemas.microsoft.com/office/word/2010/wordprocessingCanvas" xmlns:cx="http://schemas.microsoft.com/office/drawing/2014/chartex" xmlns:cx1="http://schemas.microsoft.com/office/drawing/2015/9/8/chartex" xmlns:cx2="http://schemas.microsoft.com/office/drawing/2015/10/21/chartex" xmlns:cx3="http://schemas.microsoft.com/office/drawing/2016/5/9/chartex" xmlns:cx4="http://schemas.microsoft.com/office/drawing/2016/5/10/chartex" xmlns:cx5="http://schemas.microsoft.com/office/drawing/2016/5/11/chartex" xmlns:cx6="http://schemas.microsoft.com/office/drawing/2016/5/12/chartex" xmlns:cx7="http://schemas.microsoft.com/office/drawing/2016/5/13/chartex" xmlns:cx8="http://schemas.microsoft.com/office/drawing/2016/5/14/chartex" xmlns:mc="http://schemas.openxmlformats.org/markup-compatibility/2006" xmlns:aink="http://schemas.microsoft.com/office/drawing/2016/ink" xmlns:am3d="http://schemas.microsoft.com/office/drawing/2017/model3d" xmlns:o="urn:schemas-microsoft-com:office:office" xmlns:oel="http://schemas.microsoft.com/office/2019/extlst" xmlns:r="http://schemas.openxmlformats.org/officeDocument/2006/relationships" xmlns:m="http://schemas.openxmlformats.org/officeDocument/2006/math" xmlns:v="urn:schemas-microsoft-com:vml" xmlns:wp14="http://schemas.microsoft.com/office/word/2010/wordprocessingDrawing" xmlns:wp="http://schemas.openxmlformats.org/drawingml/2006/wordprocessingDrawing" xmlns:w10="urn:schemas-microsoft-com:office:word" xmlns:w="http://schemas.openxmlformats.org/wordprocessingml/2006/main" xmlns:w14="http://schemas.microsoft.com/office/word/2010/wordml" xmlns:w15="http://schemas.microsoft.com/office/word/2012/wordml" xmlns:w16cex="http://schemas.microsoft.com/office/word/2018/wordml/cex" xmlns:w16cid="http://schemas.microsoft.com/office/word/2016/wordml/cid" xmlns:w16="http://schemas.microsoft.com/office/word/2018/wordml" xmlns:w16du="http://schemas.microsoft.com/office/word/2023/wordml/word16du" xmlns:w16sdtdh="http://schemas.microsoft.com/office/word/2020/wordml/sdtdatahash" xmlns:w16sdtfl="http://schemas.microsoft.com/office/word/2024/wordml/sdtformatlock" xmlns:w16se="http://schemas.microsoft.com/office/word/2015/wordml/symex" xmlns:wpg="http://schemas.microsoft.com/office/word/2010/wordprocessingGroup" xmlns:wpi="http://schemas.microsoft.com/office/word/2010/wordprocessingInk" xmlns:wne="http://schemas.microsoft.com/office/word/2006/wordml" xmlns:wps="http://schemas.microsoft.com/office/word/2010/wordprocessingShape" mc:Ignorable="w14 w15 w16se w16cid w16 w16cex w16sdtdh w16sdtfl w16du wp14">
   <w:p>
     <w:pPr>
       <w:pStyle w:val="Footer"/>
@@ -314,7 +973,7 @@
 </file>
 
 <file path=word/footer2.xml><?xml version="1.0" encoding="utf-8"?>
-<w:ftr xmlns:wpc="http://schemas.microsoft.com/office/word/2010/wordprocessingCanvas" xmlns:cx="http://schemas.microsoft.com/office/drawing/2014/chartex" xmlns:cx1="http://schemas.microsoft.com/office/drawing/2015/9/8/chartex" xmlns:cx2="http://schemas.microsoft.com/office/drawing/2015/10/21/chartex" xmlns:cx3="http://schemas.microsoft.com/office/drawing/2016/5/9/chartex" xmlns:cx4="http://schemas.microsoft.com/office/drawing/2016/5/10/chartex" xmlns:cx5="http://schemas.microsoft.com/office/drawing/2016/5/11/chartex" xmlns:cx6="http://schemas.microsoft.com/office/drawing/2016/5/12/chartex" xmlns:cx7="http://schemas.microsoft.com/office/drawing/2016/5/13/chartex" xmlns:cx8="http://schemas.microsoft.com/office/drawing/2016/5/14/chartex" xmlns:mc="http://schemas.openxmlformats.org/markup-compatibility/2006" xmlns:aink="http://schemas.microsoft.com/office/drawing/2016/ink" xmlns:am3d="http://schemas.microsoft.com/office/drawing/2017/model3d" xmlns:o="urn:schemas-microsoft-com:office:office" xmlns:oel="http://schemas.microsoft.com/office/2019/extlst" xmlns:r="http://schemas.openxmlformats.org/officeDocument/2006/relationships" xmlns:m="http://schemas.openxmlformats.org/officeDocument/2006/math" xmlns:v="urn:schemas-microsoft-com:vml" xmlns:wp14="http://schemas.microsoft.com/office/word/2010/wordprocessingDrawing" xmlns:wp="http://schemas.openxmlformats.org/drawingml/2006/wordprocessingDrawing" xmlns:w10="urn:schemas-microsoft-com:office:word" xmlns:w="http://schemas.openxmlformats.org/wordprocessingml/2006/main" xmlns:w14="http://schemas.microsoft.com/office/word/2010/wordml" xmlns:w15="http://schemas.microsoft.com/office/word/2012/wordml" xmlns:w16cex="http://schemas.microsoft.com/office/word/2018/wordml/cex" xmlns:w16cid="http://schemas.microsoft.com/office/word/2016/wordml/cid" xmlns:w16="http://schemas.microsoft.com/office/word/2018/wordml" xmlns:w16sdtdh="http://schemas.microsoft.com/office/word/2020/wordml/sdtdatahash" xmlns:w16se="http://schemas.microsoft.com/office/word/2015/wordml/symex" xmlns:wpg="http://schemas.microsoft.com/office/word/2010/wordprocessingGroup" xmlns:wpi="http://schemas.microsoft.com/office/word/2010/wordprocessingInk" xmlns:wne="http://schemas.microsoft.com/office/word/2006/wordml" xmlns:wps="http://schemas.microsoft.com/office/word/2010/wordprocessingShape" mc:Ignorable="w14 w15 w16se w16cid w16 w16cex w16sdtdh wp14">
+<w:ftr xmlns:wpc="http://schemas.microsoft.com/office/word/2010/wordprocessingCanvas" xmlns:cx="http://schemas.microsoft.com/office/drawing/2014/chartex" xmlns:cx1="http://schemas.microsoft.com/office/drawing/2015/9/8/chartex" xmlns:cx2="http://schemas.microsoft.com/office/drawing/2015/10/21/chartex" xmlns:cx3="http://schemas.microsoft.com/office/drawing/2016/5/9/chartex" xmlns:cx4="http://schemas.microsoft.com/office/drawing/2016/5/10/chartex" xmlns:cx5="http://schemas.microsoft.com/office/drawing/2016/5/11/chartex" xmlns:cx6="http://schemas.microsoft.com/office/drawing/2016/5/12/chartex" xmlns:cx7="http://schemas.microsoft.com/office/drawing/2016/5/13/chartex" xmlns:cx8="http://schemas.microsoft.com/office/drawing/2016/5/14/chartex" xmlns:mc="http://schemas.openxmlformats.org/markup-compatibility/2006" xmlns:aink="http://schemas.microsoft.com/office/drawing/2016/ink" xmlns:am3d="http://schemas.microsoft.com/office/drawing/2017/model3d" xmlns:o="urn:schemas-microsoft-com:office:office" xmlns:oel="http://schemas.microsoft.com/office/2019/extlst" xmlns:r="http://schemas.openxmlformats.org/officeDocument/2006/relationships" xmlns:m="http://schemas.openxmlformats.org/officeDocument/2006/math" xmlns:v="urn:schemas-microsoft-com:vml" xmlns:wp14="http://schemas.microsoft.com/office/word/2010/wordprocessingDrawing" xmlns:wp="http://schemas.openxmlformats.org/drawingml/2006/wordprocessingDrawing" xmlns:w10="urn:schemas-microsoft-com:office:word" xmlns:w="http://schemas.openxmlformats.org/wordprocessingml/2006/main" xmlns:w14="http://schemas.microsoft.com/office/word/2010/wordml" xmlns:w15="http://schemas.microsoft.com/office/word/2012/wordml" xmlns:w16cex="http://schemas.microsoft.com/office/word/2018/wordml/cex" xmlns:w16cid="http://schemas.microsoft.com/office/word/2016/wordml/cid" xmlns:w16="http://schemas.microsoft.com/office/word/2018/wordml" xmlns:w16du="http://schemas.microsoft.com/office/word/2023/wordml/word16du" xmlns:w16sdtdh="http://schemas.microsoft.com/office/word/2020/wordml/sdtdatahash" xmlns:w16sdtfl="http://schemas.microsoft.com/office/word/2024/wordml/sdtformatlock" xmlns:w16se="http://schemas.microsoft.com/office/word/2015/wordml/symex" xmlns:wpg="http://schemas.microsoft.com/office/word/2010/wordprocessingGroup" xmlns:wpi="http://schemas.microsoft.com/office/word/2010/wordprocessingInk" xmlns:wne="http://schemas.microsoft.com/office/word/2006/wordml" xmlns:wps="http://schemas.microsoft.com/office/word/2010/wordprocessingShape" mc:Ignorable="w14 w15 w16se w16cid w16 w16cex w16sdtdh w16sdtfl w16du wp14">
   <w:p>
     <w:pPr>
       <w:pStyle w:val="Footer"/>
@@ -324,7 +983,7 @@
 </file>
 
 <file path=word/footer3.xml><?xml version="1.0" encoding="utf-8"?>
-<w:ftr xmlns:wpc="http://schemas.microsoft.com/office/word/2010/wordprocessingCanvas" xmlns:cx="http://schemas.microsoft.com/office/drawing/2014/chartex" xmlns:cx1="http://schemas.microsoft.com/office/drawing/2015/9/8/chartex" xmlns:cx2="http://schemas.microsoft.com/office/drawing/2015/10/21/chartex" xmlns:cx3="http://schemas.microsoft.com/office/drawing/2016/5/9/chartex" xmlns:cx4="http://schemas.microsoft.com/office/drawing/2016/5/10/chartex" xmlns:cx5="http://schemas.microsoft.com/office/drawing/2016/5/11/chartex" xmlns:cx6="http://schemas.microsoft.com/office/drawing/2016/5/12/chartex" xmlns:cx7="http://schemas.microsoft.com/office/drawing/2016/5/13/chartex" xmlns:cx8="http://schemas.microsoft.com/office/drawing/2016/5/14/chartex" xmlns:mc="http://schemas.openxmlformats.org/markup-compatibility/2006" xmlns:aink="http://schemas.microsoft.com/office/drawing/2016/ink" xmlns:am3d="http://schemas.microsoft.com/office/drawing/2017/model3d" xmlns:o="urn:schemas-microsoft-com:office:office" xmlns:oel="http://schemas.microsoft.com/office/2019/extlst" xmlns:r="http://schemas.openxmlformats.org/officeDocument/2006/relationships" xmlns:m="http://schemas.openxmlformats.org/officeDocument/2006/math" xmlns:v="urn:schemas-microsoft-com:vml" xmlns:wp14="http://schemas.microsoft.com/office/word/2010/wordprocessingDrawing" xmlns:wp="http://schemas.openxmlformats.org/drawingml/2006/wordprocessingDrawing" xmlns:w10="urn:schemas-microsoft-com:office:word" xmlns:w="http://schemas.openxmlformats.org/wordprocessingml/2006/main" xmlns:w14="http://schemas.microsoft.com/office/word/2010/wordml" xmlns:w15="http://schemas.microsoft.com/office/word/2012/wordml" xmlns:w16cex="http://schemas.microsoft.com/office/word/2018/wordml/cex" xmlns:w16cid="http://schemas.microsoft.com/office/word/2016/wordml/cid" xmlns:w16="http://schemas.microsoft.com/office/word/2018/wordml" xmlns:w16sdtdh="http://schemas.microsoft.com/office/word/2020/wordml/sdtdatahash" xmlns:w16se="http://schemas.microsoft.com/office/word/2015/wordml/symex" xmlns:wpg="http://schemas.microsoft.com/office/word/2010/wordprocessingGroup" xmlns:wpi="http://schemas.microsoft.com/office/word/2010/wordprocessingInk" xmlns:wne="http://schemas.microsoft.com/office/word/2006/wordml" xmlns:wps="http://schemas.microsoft.com/office/word/2010/wordprocessingShape" mc:Ignorable="w14 w15 w16se w16cid w16 w16cex w16sdtdh wp14">
+<w:ftr xmlns:wpc="http://schemas.microsoft.com/office/word/2010/wordprocessingCanvas" xmlns:cx="http://schemas.microsoft.com/office/drawing/2014/chartex" xmlns:cx1="http://schemas.microsoft.com/office/drawing/2015/9/8/chartex" xmlns:cx2="http://schemas.microsoft.com/office/drawing/2015/10/21/chartex" xmlns:cx3="http://schemas.microsoft.com/office/drawing/2016/5/9/chartex" xmlns:cx4="http://schemas.microsoft.com/office/drawing/2016/5/10/chartex" xmlns:cx5="http://schemas.microsoft.com/office/drawing/2016/5/11/chartex" xmlns:cx6="http://schemas.microsoft.com/office/drawing/2016/5/12/chartex" xmlns:cx7="http://schemas.microsoft.com/office/drawing/2016/5/13/chartex" xmlns:cx8="http://schemas.microsoft.com/office/drawing/2016/5/14/chartex" xmlns:mc="http://schemas.openxmlformats.org/markup-compatibility/2006" xmlns:aink="http://schemas.microsoft.com/office/drawing/2016/ink" xmlns:am3d="http://schemas.microsoft.com/office/drawing/2017/model3d" xmlns:o="urn:schemas-microsoft-com:office:office" xmlns:oel="http://schemas.microsoft.com/office/2019/extlst" xmlns:r="http://schemas.openxmlformats.org/officeDocument/2006/relationships" xmlns:m="http://schemas.openxmlformats.org/officeDocument/2006/math" xmlns:v="urn:schemas-microsoft-com:vml" xmlns:wp14="http://schemas.microsoft.com/office/word/2010/wordprocessingDrawing" xmlns:wp="http://schemas.openxmlformats.org/drawingml/2006/wordprocessingDrawing" xmlns:w10="urn:schemas-microsoft-com:office:word" xmlns:w="http://schemas.openxmlformats.org/wordprocessingml/2006/main" xmlns:w14="http://schemas.microsoft.com/office/word/2010/wordml" xmlns:w15="http://schemas.microsoft.com/office/word/2012/wordml" xmlns:w16cex="http://schemas.microsoft.com/office/word/2018/wordml/cex" xmlns:w16cid="http://schemas.microsoft.com/office/word/2016/wordml/cid" xmlns:w16="http://schemas.microsoft.com/office/word/2018/wordml" xmlns:w16du="http://schemas.microsoft.com/office/word/2023/wordml/word16du" xmlns:w16sdtdh="http://schemas.microsoft.com/office/word/2020/wordml/sdtdatahash" xmlns:w16sdtfl="http://schemas.microsoft.com/office/word/2024/wordml/sdtformatlock" xmlns:w16se="http://schemas.microsoft.com/office/word/2015/wordml/symex" xmlns:wpg="http://schemas.microsoft.com/office/word/2010/wordprocessingGroup" xmlns:wpi="http://schemas.microsoft.com/office/word/2010/wordprocessingInk" xmlns:wne="http://schemas.microsoft.com/office/word/2006/wordml" xmlns:wps="http://schemas.microsoft.com/office/word/2010/wordprocessingShape" mc:Ignorable="w14 w15 w16se w16cid w16 w16cex w16sdtdh w16sdtfl w16du wp14">
   <w:p>
     <w:pPr>
       <w:pStyle w:val="Footer"/>
@@ -334,7 +993,7 @@
 </file>
 
 <file path=word/footnotes.xml><?xml version="1.0" encoding="utf-8"?>
-<w:footnotes xmlns:wpc="http://schemas.microsoft.com/office/word/2010/wordprocessingCanvas" xmlns:cx="http://schemas.microsoft.com/office/drawing/2014/chartex" xmlns:cx1="http://schemas.microsoft.com/office/drawing/2015/9/8/chartex" xmlns:cx2="http://schemas.microsoft.com/office/drawing/2015/10/21/chartex" xmlns:cx3="http://schemas.microsoft.com/office/drawing/2016/5/9/chartex" xmlns:cx4="http://schemas.microsoft.com/office/drawing/2016/5/10/chartex" xmlns:cx5="http://schemas.microsoft.com/office/drawing/2016/5/11/chartex" xmlns:cx6="http://schemas.microsoft.com/office/drawing/2016/5/12/chartex" xmlns:cx7="http://schemas.microsoft.com/office/drawing/2016/5/13/chartex" xmlns:cx8="http://schemas.microsoft.com/office/drawing/2016/5/14/chartex" xmlns:mc="http://schemas.openxmlformats.org/markup-compatibility/2006" xmlns:aink="http://schemas.microsoft.com/office/drawing/2016/ink" xmlns:am3d="http://schemas.microsoft.com/office/drawing/2017/model3d" xmlns:o="urn:schemas-microsoft-com:office:office" xmlns:oel="http://schemas.microsoft.com/office/2019/extlst" xmlns:r="http://schemas.openxmlformats.org/officeDocument/2006/relationships" xmlns:m="http://schemas.openxmlformats.org/officeDocument/2006/math" xmlns:v="urn:schemas-microsoft-com:vml" xmlns:wp14="http://schemas.microsoft.com/office/word/2010/wordprocessingDrawing" xmlns:wp="http://schemas.openxmlformats.org/drawingml/2006/wordprocessingDrawing" xmlns:w10="urn:schemas-microsoft-com:office:word" xmlns:w="http://schemas.openxmlformats.org/wordprocessingml/2006/main" xmlns:w14="http://schemas.microsoft.com/office/word/2010/wordml" xmlns:w15="http://schemas.microsoft.com/office/word/2012/wordml" xmlns:w16cex="http://schemas.microsoft.com/office/word/2018/wordml/cex" xmlns:w16cid="http://schemas.microsoft.com/office/word/2016/wordml/cid" xmlns:w16="http://schemas.microsoft.com/office/word/2018/wordml" xmlns:w16sdtdh="http://schemas.microsoft.com/office/word/2020/wordml/sdtdatahash" xmlns:w16se="http://schemas.microsoft.com/office/word/2015/wordml/symex" xmlns:wpg="http://schemas.microsoft.com/office/word/2010/wordprocessingGroup" xmlns:wpi="http://schemas.microsoft.com/office/word/2010/wordprocessingInk" xmlns:wne="http://schemas.microsoft.com/office/word/2006/wordml" xmlns:wps="http://schemas.microsoft.com/office/word/2010/wordprocessingShape" mc:Ignorable="w14 w15 w16se w16cid w16 w16cex w16sdtdh wp14">
+<w:footnotes xmlns:wpc="http://schemas.microsoft.com/office/word/2010/wordprocessingCanvas" xmlns:cx="http://schemas.microsoft.com/office/drawing/2014/chartex" xmlns:cx1="http://schemas.microsoft.com/office/drawing/2015/9/8/chartex" xmlns:cx2="http://schemas.microsoft.com/office/drawing/2015/10/21/chartex" xmlns:cx3="http://schemas.microsoft.com/office/drawing/2016/5/9/chartex" xmlns:cx4="http://schemas.microsoft.com/office/drawing/2016/5/10/chartex" xmlns:cx5="http://schemas.microsoft.com/office/drawing/2016/5/11/chartex" xmlns:cx6="http://schemas.microsoft.com/office/drawing/2016/5/12/chartex" xmlns:cx7="http://schemas.microsoft.com/office/drawing/2016/5/13/chartex" xmlns:cx8="http://schemas.microsoft.com/office/drawing/2016/5/14/chartex" xmlns:mc="http://schemas.openxmlformats.org/markup-compatibility/2006" xmlns:aink="http://schemas.microsoft.com/office/drawing/2016/ink" xmlns:am3d="http://schemas.microsoft.com/office/drawing/2017/model3d" xmlns:o="urn:schemas-microsoft-com:office:office" xmlns:oel="http://schemas.microsoft.com/office/2019/extlst" xmlns:r="http://schemas.openxmlformats.org/officeDocument/2006/relationships" xmlns:m="http://schemas.openxmlformats.org/officeDocument/2006/math" xmlns:v="urn:schemas-microsoft-com:vml" xmlns:wp14="http://schemas.microsoft.com/office/word/2010/wordprocessingDrawing" xmlns:wp="http://schemas.openxmlformats.org/drawingml/2006/wordprocessingDrawing" xmlns:w10="urn:schemas-microsoft-com:office:word" xmlns:w="http://schemas.openxmlformats.org/wordprocessingml/2006/main" xmlns:w14="http://schemas.microsoft.com/office/word/2010/wordml" xmlns:w15="http://schemas.microsoft.com/office/word/2012/wordml" xmlns:w16cex="http://schemas.microsoft.com/office/word/2018/wordml/cex" xmlns:w16cid="http://schemas.microsoft.com/office/word/2016/wordml/cid" xmlns:w16="http://schemas.microsoft.com/office/word/2018/wordml" xmlns:w16du="http://schemas.microsoft.com/office/word/2023/wordml/word16du" xmlns:w16sdtdh="http://schemas.microsoft.com/office/word/2020/wordml/sdtdatahash" xmlns:w16sdtfl="http://schemas.microsoft.com/office/word/2024/wordml/sdtformatlock" xmlns:w16se="http://schemas.microsoft.com/office/word/2015/wordml/symex" xmlns:wpg="http://schemas.microsoft.com/office/word/2010/wordprocessingGroup" xmlns:wpi="http://schemas.microsoft.com/office/word/2010/wordprocessingInk" xmlns:wne="http://schemas.microsoft.com/office/word/2006/wordml" xmlns:wps="http://schemas.microsoft.com/office/word/2010/wordprocessingShape" mc:Ignorable="w14 w15 w16se w16cid w16 w16cex w16sdtdh w16sdtfl w16du wp14">
   <w:footnote w:type="separator" w:id="-1">
     <w:p>
       <w:pPr>
@@ -359,7 +1018,7 @@
 </file>
 
 <file path=word/header1.xml><?xml version="1.0" encoding="utf-8"?>
-<w:hdr xmlns:wpc="http://schemas.microsoft.com/office/word/2010/wordprocessingCanvas" xmlns:cx="http://schemas.microsoft.com/office/drawing/2014/chartex" xmlns:cx1="http://schemas.microsoft.com/office/drawing/2015/9/8/chartex" xmlns:cx2="http://schemas.microsoft.com/office/drawing/2015/10/21/chartex" xmlns:cx3="http://schemas.microsoft.com/office/drawing/2016/5/9/chartex" xmlns:cx4="http://schemas.microsoft.com/office/drawing/2016/5/10/chartex" xmlns:cx5="http://schemas.microsoft.com/office/drawing/2016/5/11/chartex" xmlns:cx6="http://schemas.microsoft.com/office/drawing/2016/5/12/chartex" xmlns:cx7="http://schemas.microsoft.com/office/drawing/2016/5/13/chartex" xmlns:cx8="http://schemas.microsoft.com/office/drawing/2016/5/14/chartex" xmlns:mc="http://schemas.openxmlformats.org/markup-compatibility/2006" xmlns:aink="http://schemas.microsoft.com/office/drawing/2016/ink" xmlns:am3d="http://schemas.microsoft.com/office/drawing/2017/model3d" xmlns:o="urn:schemas-microsoft-com:office:office" xmlns:oel="http://schemas.microsoft.com/office/2019/extlst" xmlns:r="http://schemas.openxmlformats.org/officeDocument/2006/relationships" xmlns:m="http://schemas.openxmlformats.org/officeDocument/2006/math" xmlns:v="urn:schemas-microsoft-com:vml" xmlns:wp14="http://schemas.microsoft.com/office/word/2010/wordprocessingDrawing" xmlns:wp="http://schemas.openxmlformats.org/drawingml/2006/wordprocessingDrawing" xmlns:w10="urn:schemas-microsoft-com:office:word" xmlns:w="http://schemas.openxmlformats.org/wordprocessingml/2006/main" xmlns:w14="http://schemas.microsoft.com/office/word/2010/wordml" xmlns:w15="http://schemas.microsoft.com/office/word/2012/wordml" xmlns:w16cex="http://schemas.microsoft.com/office/word/2018/wordml/cex" xmlns:w16cid="http://schemas.microsoft.com/office/word/2016/wordml/cid" xmlns:w16="http://schemas.microsoft.com/office/word/2018/wordml" xmlns:w16sdtdh="http://schemas.microsoft.com/office/word/2020/wordml/sdtdatahash" xmlns:w16se="http://schemas.microsoft.com/office/word/2015/wordml/symex" xmlns:wpg="http://schemas.microsoft.com/office/word/2010/wordprocessingGroup" xmlns:wpi="http://schemas.microsoft.com/office/word/2010/wordprocessingInk" xmlns:wne="http://schemas.microsoft.com/office/word/2006/wordml" xmlns:wps="http://schemas.microsoft.com/office/word/2010/wordprocessingShape" mc:Ignorable="w14 w15 w16se w16cid w16 w16cex w16sdtdh wp14">
+<w:hdr xmlns:wpc="http://schemas.microsoft.com/office/word/2010/wordprocessingCanvas" xmlns:cx="http://schemas.microsoft.com/office/drawing/2014/chartex" xmlns:cx1="http://schemas.microsoft.com/office/drawing/2015/9/8/chartex" xmlns:cx2="http://schemas.microsoft.com/office/drawing/2015/10/21/chartex" xmlns:cx3="http://schemas.microsoft.com/office/drawing/2016/5/9/chartex" xmlns:cx4="http://schemas.microsoft.com/office/drawing/2016/5/10/chartex" xmlns:cx5="http://schemas.microsoft.com/office/drawing/2016/5/11/chartex" xmlns:cx6="http://schemas.microsoft.com/office/drawing/2016/5/12/chartex" xmlns:cx7="http://schemas.microsoft.com/office/drawing/2016/5/13/chartex" xmlns:cx8="http://schemas.microsoft.com/office/drawing/2016/5/14/chartex" xmlns:mc="http://schemas.openxmlformats.org/markup-compatibility/2006" xmlns:aink="http://schemas.microsoft.com/office/drawing/2016/ink" xmlns:am3d="http://schemas.microsoft.com/office/drawing/2017/model3d" xmlns:o="urn:schemas-microsoft-com:office:office" xmlns:oel="http://schemas.microsoft.com/office/2019/extlst" xmlns:r="http://schemas.openxmlformats.org/officeDocument/2006/relationships" xmlns:m="http://schemas.openxmlformats.org/officeDocument/2006/math" xmlns:v="urn:schemas-microsoft-com:vml" xmlns:wp14="http://schemas.microsoft.com/office/word/2010/wordprocessingDrawing" xmlns:wp="http://schemas.openxmlformats.org/drawingml/2006/wordprocessingDrawing" xmlns:w10="urn:schemas-microsoft-com:office:word" xmlns:w="http://schemas.openxmlformats.org/wordprocessingml/2006/main" xmlns:w14="http://schemas.microsoft.com/office/word/2010/wordml" xmlns:w15="http://schemas.microsoft.com/office/word/2012/wordml" xmlns:w16cex="http://schemas.microsoft.com/office/word/2018/wordml/cex" xmlns:w16cid="http://schemas.microsoft.com/office/word/2016/wordml/cid" xmlns:w16="http://schemas.microsoft.com/office/word/2018/wordml" xmlns:w16du="http://schemas.microsoft.com/office/word/2023/wordml/word16du" xmlns:w16sdtdh="http://schemas.microsoft.com/office/word/2020/wordml/sdtdatahash" xmlns:w16sdtfl="http://schemas.microsoft.com/office/word/2024/wordml/sdtformatlock" xmlns:w16se="http://schemas.microsoft.com/office/word/2015/wordml/symex" xmlns:wpg="http://schemas.microsoft.com/office/word/2010/wordprocessingGroup" xmlns:wpi="http://schemas.microsoft.com/office/word/2010/wordprocessingInk" xmlns:wne="http://schemas.microsoft.com/office/word/2006/wordml" xmlns:wps="http://schemas.microsoft.com/office/word/2010/wordprocessingShape" mc:Ignorable="w14 w15 w16se w16cid w16 w16cex w16sdtdh w16sdtfl w16du wp14">
   <w:p>
     <w:pPr>
       <w:pStyle w:val="Header"/>
@@ -369,7 +1028,7 @@
 </file>
 
 <file path=word/header2.xml><?xml version="1.0" encoding="utf-8"?>
-<w:hdr xmlns:wpc="http://schemas.microsoft.com/office/word/2010/wordprocessingCanvas" xmlns:cx="http://schemas.microsoft.com/office/drawing/2014/chartex" xmlns:cx1="http://schemas.microsoft.com/office/drawing/2015/9/8/chartex" xmlns:cx2="http://schemas.microsoft.com/office/drawing/2015/10/21/chartex" xmlns:cx3="http://schemas.microsoft.com/office/drawing/2016/5/9/chartex" xmlns:cx4="http://schemas.microsoft.com/office/drawing/2016/5/10/chartex" xmlns:cx5="http://schemas.microsoft.com/office/drawing/2016/5/11/chartex" xmlns:cx6="http://schemas.microsoft.com/office/drawing/2016/5/12/chartex" xmlns:cx7="http://schemas.microsoft.com/office/drawing/2016/5/13/chartex" xmlns:cx8="http://schemas.microsoft.com/office/drawing/2016/5/14/chartex" xmlns:mc="http://schemas.openxmlformats.org/markup-compatibility/2006" xmlns:aink="http://schemas.microsoft.com/office/drawing/2016/ink" xmlns:am3d="http://schemas.microsoft.com/office/drawing/2017/model3d" xmlns:o="urn:schemas-microsoft-com:office:office" xmlns:oel="http://schemas.microsoft.com/office/2019/extlst" xmlns:r="http://schemas.openxmlformats.org/officeDocument/2006/relationships" xmlns:m="http://schemas.openxmlformats.org/officeDocument/2006/math" xmlns:v="urn:schemas-microsoft-com:vml" xmlns:wp14="http://schemas.microsoft.com/office/word/2010/wordprocessingDrawing" xmlns:wp="http://schemas.openxmlformats.org/drawingml/2006/wordprocessingDrawing" xmlns:w10="urn:schemas-microsoft-com:office:word" xmlns:w="http://schemas.openxmlformats.org/wordprocessingml/2006/main" xmlns:w14="http://schemas.microsoft.com/office/word/2010/wordml" xmlns:w15="http://schemas.microsoft.com/office/word/2012/wordml" xmlns:w16cex="http://schemas.microsoft.com/office/word/2018/wordml/cex" xmlns:w16cid="http://schemas.microsoft.com/office/word/2016/wordml/cid" xmlns:w16="http://schemas.microsoft.com/office/word/2018/wordml" xmlns:w16sdtdh="http://schemas.microsoft.com/office/word/2020/wordml/sdtdatahash" xmlns:w16se="http://schemas.microsoft.com/office/word/2015/wordml/symex" xmlns:wpg="http://schemas.microsoft.com/office/word/2010/wordprocessingGroup" xmlns:wpi="http://schemas.microsoft.com/office/word/2010/wordprocessingInk" xmlns:wne="http://schemas.microsoft.com/office/word/2006/wordml" xmlns:wps="http://schemas.microsoft.com/office/word/2010/wordprocessingShape" mc:Ignorable="w14 w15 w16se w16cid w16 w16cex w16sdtdh wp14">
+<w:hdr xmlns:wpc="http://schemas.microsoft.com/office/word/2010/wordprocessingCanvas" xmlns:cx="http://schemas.microsoft.com/office/drawing/2014/chartex" xmlns:cx1="http://schemas.microsoft.com/office/drawing/2015/9/8/chartex" xmlns:cx2="http://schemas.microsoft.com/office/drawing/2015/10/21/chartex" xmlns:cx3="http://schemas.microsoft.com/office/drawing/2016/5/9/chartex" xmlns:cx4="http://schemas.microsoft.com/office/drawing/2016/5/10/chartex" xmlns:cx5="http://schemas.microsoft.com/office/drawing/2016/5/11/chartex" xmlns:cx6="http://schemas.microsoft.com/office/drawing/2016/5/12/chartex" xmlns:cx7="http://schemas.microsoft.com/office/drawing/2016/5/13/chartex" xmlns:cx8="http://schemas.microsoft.com/office/drawing/2016/5/14/chartex" xmlns:mc="http://schemas.openxmlformats.org/markup-compatibility/2006" xmlns:aink="http://schemas.microsoft.com/office/drawing/2016/ink" xmlns:am3d="http://schemas.microsoft.com/office/drawing/2017/model3d" xmlns:o="urn:schemas-microsoft-com:office:office" xmlns:oel="http://schemas.microsoft.com/office/2019/extlst" xmlns:r="http://schemas.openxmlformats.org/officeDocument/2006/relationships" xmlns:m="http://schemas.openxmlformats.org/officeDocument/2006/math" xmlns:v="urn:schemas-microsoft-com:vml" xmlns:wp14="http://schemas.microsoft.com/office/word/2010/wordprocessingDrawing" xmlns:wp="http://schemas.openxmlformats.org/drawingml/2006/wordprocessingDrawing" xmlns:w10="urn:schemas-microsoft-com:office:word" xmlns:w="http://schemas.openxmlformats.org/wordprocessingml/2006/main" xmlns:w14="http://schemas.microsoft.com/office/word/2010/wordml" xmlns:w15="http://schemas.microsoft.com/office/word/2012/wordml" xmlns:w16cex="http://schemas.microsoft.com/office/word/2018/wordml/cex" xmlns:w16cid="http://schemas.microsoft.com/office/word/2016/wordml/cid" xmlns:w16="http://schemas.microsoft.com/office/word/2018/wordml" xmlns:w16du="http://schemas.microsoft.com/office/word/2023/wordml/word16du" xmlns:w16sdtdh="http://schemas.microsoft.com/office/word/2020/wordml/sdtdatahash" xmlns:w16sdtfl="http://schemas.microsoft.com/office/word/2024/wordml/sdtformatlock" xmlns:w16se="http://schemas.microsoft.com/office/word/2015/wordml/symex" xmlns:wpg="http://schemas.microsoft.com/office/word/2010/wordprocessingGroup" xmlns:wpi="http://schemas.microsoft.com/office/word/2010/wordprocessingInk" xmlns:wne="http://schemas.microsoft.com/office/word/2006/wordml" xmlns:wps="http://schemas.microsoft.com/office/word/2010/wordprocessingShape" mc:Ignorable="w14 w15 w16se w16cid w16 w16cex w16sdtdh w16sdtfl w16du wp14">
   <w:p>
     <w:pPr>
       <w:pStyle w:val="Header"/>
@@ -380,7 +1039,7 @@
 </file>
 
 <file path=word/header3.xml><?xml version="1.0" encoding="utf-8"?>
-<w:hdr xmlns:wpc="http://schemas.microsoft.com/office/word/2010/wordprocessingCanvas" xmlns:cx="http://schemas.microsoft.com/office/drawing/2014/chartex" xmlns:cx1="http://schemas.microsoft.com/office/drawing/2015/9/8/chartex" xmlns:cx2="http://schemas.microsoft.com/office/drawing/2015/10/21/chartex" xmlns:cx3="http://schemas.microsoft.com/office/drawing/2016/5/9/chartex" xmlns:cx4="http://schemas.microsoft.com/office/drawing/2016/5/10/chartex" xmlns:cx5="http://schemas.microsoft.com/office/drawing/2016/5/11/chartex" xmlns:cx6="http://schemas.microsoft.com/office/drawing/2016/5/12/chartex" xmlns:cx7="http://schemas.microsoft.com/office/drawing/2016/5/13/chartex" xmlns:cx8="http://schemas.microsoft.com/office/drawing/2016/5/14/chartex" xmlns:mc="http://schemas.openxmlformats.org/markup-compatibility/2006" xmlns:aink="http://schemas.microsoft.com/office/drawing/2016/ink" xmlns:am3d="http://schemas.microsoft.com/office/drawing/2017/model3d" xmlns:o="urn:schemas-microsoft-com:office:office" xmlns:oel="http://schemas.microsoft.com/office/2019/extlst" xmlns:r="http://schemas.openxmlformats.org/officeDocument/2006/relationships" xmlns:m="http://schemas.openxmlformats.org/officeDocument/2006/math" xmlns:v="urn:schemas-microsoft-com:vml" xmlns:wp14="http://schemas.microsoft.com/office/word/2010/wordprocessingDrawing" xmlns:wp="http://schemas.openxmlformats.org/drawingml/2006/wordprocessingDrawing" xmlns:w10="urn:schemas-microsoft-com:office:word" xmlns:w="http://schemas.openxmlformats.org/wordprocessingml/2006/main" xmlns:w14="http://schemas.microsoft.com/office/word/2010/wordml" xmlns:w15="http://schemas.microsoft.com/office/word/2012/wordml" xmlns:w16cex="http://schemas.microsoft.com/office/word/2018/wordml/cex" xmlns:w16cid="http://schemas.microsoft.com/office/word/2016/wordml/cid" xmlns:w16="http://schemas.microsoft.com/office/word/2018/wordml" xmlns:w16sdtdh="http://schemas.microsoft.com/office/word/2020/wordml/sdtdatahash" xmlns:w16se="http://schemas.microsoft.com/office/word/2015/wordml/symex" xmlns:wpg="http://schemas.microsoft.com/office/word/2010/wordprocessingGroup" xmlns:wpi="http://schemas.microsoft.com/office/word/2010/wordprocessingInk" xmlns:wne="http://schemas.microsoft.com/office/word/2006/wordml" xmlns:wps="http://schemas.microsoft.com/office/word/2010/wordprocessingShape" mc:Ignorable="w14 w15 w16se w16cid w16 w16cex w16sdtdh wp14">
+<w:hdr xmlns:wpc="http://schemas.microsoft.com/office/word/2010/wordprocessingCanvas" xmlns:cx="http://schemas.microsoft.com/office/drawing/2014/chartex" xmlns:cx1="http://schemas.microsoft.com/office/drawing/2015/9/8/chartex" xmlns:cx2="http://schemas.microsoft.com/office/drawing/2015/10/21/chartex" xmlns:cx3="http://schemas.microsoft.com/office/drawing/2016/5/9/chartex" xmlns:cx4="http://schemas.microsoft.com/office/drawing/2016/5/10/chartex" xmlns:cx5="http://schemas.microsoft.com/office/drawing/2016/5/11/chartex" xmlns:cx6="http://schemas.microsoft.com/office/drawing/2016/5/12/chartex" xmlns:cx7="http://schemas.microsoft.com/office/drawing/2016/5/13/chartex" xmlns:cx8="http://schemas.microsoft.com/office/drawing/2016/5/14/chartex" xmlns:mc="http://schemas.openxmlformats.org/markup-compatibility/2006" xmlns:aink="http://schemas.microsoft.com/office/drawing/2016/ink" xmlns:am3d="http://schemas.microsoft.com/office/drawing/2017/model3d" xmlns:o="urn:schemas-microsoft-com:office:office" xmlns:oel="http://schemas.microsoft.com/office/2019/extlst" xmlns:r="http://schemas.openxmlformats.org/officeDocument/2006/relationships" xmlns:m="http://schemas.openxmlformats.org/officeDocument/2006/math" xmlns:v="urn:schemas-microsoft-com:vml" xmlns:wp14="http://schemas.microsoft.com/office/word/2010/wordprocessingDrawing" xmlns:wp="http://schemas.openxmlformats.org/drawingml/2006/wordprocessingDrawing" xmlns:w10="urn:schemas-microsoft-com:office:word" xmlns:w="http://schemas.openxmlformats.org/wordprocessingml/2006/main" xmlns:w14="http://schemas.microsoft.com/office/word/2010/wordml" xmlns:w15="http://schemas.microsoft.com/office/word/2012/wordml" xmlns:w16cex="http://schemas.microsoft.com/office/word/2018/wordml/cex" xmlns:w16cid="http://schemas.microsoft.com/office/word/2016/wordml/cid" xmlns:w16="http://schemas.microsoft.com/office/word/2018/wordml" xmlns:w16du="http://schemas.microsoft.com/office/word/2023/wordml/word16du" xmlns:w16sdtdh="http://schemas.microsoft.com/office/word/2020/wordml/sdtdatahash" xmlns:w16sdtfl="http://schemas.microsoft.com/office/word/2024/wordml/sdtformatlock" xmlns:w16se="http://schemas.microsoft.com/office/word/2015/wordml/symex" xmlns:wpg="http://schemas.microsoft.com/office/word/2010/wordprocessingGroup" xmlns:wpi="http://schemas.microsoft.com/office/word/2010/wordprocessingInk" xmlns:wne="http://schemas.microsoft.com/office/word/2006/wordml" xmlns:wps="http://schemas.microsoft.com/office/word/2010/wordprocessingShape" mc:Ignorable="w14 w15 w16se w16cid w16 w16cex w16sdtdh w16sdtfl w16du wp14">
   <w:p>
     <w:pPr>
       <w:pStyle w:val="Header"/>
@@ -389,7 +1048,7 @@
     <w:r>
       <w:tab/>
       <w:tab/>
-      <w:t>2026-06-17</w:t>
+      <w:t>2026-06-18</w:t>
       <w:br/>
       <w:br/>
     </w:r>
@@ -402,7 +1061,7 @@
 </file>
 
 <file path=word/numbering.xml><?xml version="1.0" encoding="utf-8"?>
-<w:numbering xmlns:wpc="http://schemas.microsoft.com/office/word/2010/wordprocessingCanvas" xmlns:cx="http://schemas.microsoft.com/office/drawing/2014/chartex" xmlns:cx1="http://schemas.microsoft.com/office/drawing/2015/9/8/chartex" xmlns:cx2="http://schemas.microsoft.com/office/drawing/2015/10/21/chartex" xmlns:cx3="http://schemas.microsoft.com/office/drawing/2016/5/9/chartex" xmlns:cx4="http://schemas.microsoft.com/office/drawing/2016/5/10/chartex" xmlns:cx5="http://schemas.microsoft.com/office/drawing/2016/5/11/chartex" xmlns:cx6="http://schemas.microsoft.com/office/drawing/2016/5/12/chartex" xmlns:cx7="http://schemas.microsoft.com/office/drawing/2016/5/13/chartex" xmlns:cx8="http://schemas.microsoft.com/office/drawing/2016/5/14/chartex" xmlns:mc="http://schemas.openxmlformats.org/markup-compatibility/2006" xmlns:aink="http://schemas.microsoft.com/office/drawing/2016/ink" xmlns:am3d="http://schemas.microsoft.com/office/drawing/2017/model3d" xmlns:o="urn:schemas-microsoft-com:office:office" xmlns:oel="http://schemas.microsoft.com/office/2019/extlst" xmlns:r="http://schemas.openxmlformats.org/officeDocument/2006/relationships" xmlns:m="http://schemas.openxmlformats.org/officeDocument/2006/math" xmlns:v="urn:schemas-microsoft-com:vml" xmlns:wp14="http://schemas.microsoft.com/office/word/2010/wordprocessingDrawing" xmlns:wp="http://schemas.openxmlformats.org/drawingml/2006/wordprocessingDrawing" xmlns:w10="urn:schemas-microsoft-com:office:word" xmlns:w="http://schemas.openxmlformats.org/wordprocessingml/2006/main" xmlns:w14="http://schemas.microsoft.com/office/word/2010/wordml" xmlns:w15="http://schemas.microsoft.com/office/word/2012/wordml" xmlns:w16cex="http://schemas.microsoft.com/office/word/2018/wordml/cex" xmlns:w16cid="http://schemas.microsoft.com/office/word/2016/wordml/cid" xmlns:w16="http://schemas.microsoft.com/office/word/2018/wordml" xmlns:w16sdtdh="http://schemas.microsoft.com/office/word/2020/wordml/sdtdatahash" xmlns:w16se="http://schemas.microsoft.com/office/word/2015/wordml/symex" xmlns:wpg="http://schemas.microsoft.com/office/word/2010/wordprocessingGroup" xmlns:wpi="http://schemas.microsoft.com/office/word/2010/wordprocessingInk" xmlns:wne="http://schemas.microsoft.com/office/word/2006/wordml" xmlns:wps="http://schemas.microsoft.com/office/word/2010/wordprocessingShape" mc:Ignorable="w14 w15 w16se w16cid w16 w16cex w16sdtdh wp14">
+<w:numbering xmlns:wpc="http://schemas.microsoft.com/office/word/2010/wordprocessingCanvas" xmlns:cx="http://schemas.microsoft.com/office/drawing/2014/chartex" xmlns:cx1="http://schemas.microsoft.com/office/drawing/2015/9/8/chartex" xmlns:cx2="http://schemas.microsoft.com/office/drawing/2015/10/21/chartex" xmlns:cx3="http://schemas.microsoft.com/office/drawing/2016/5/9/chartex" xmlns:cx4="http://schemas.microsoft.com/office/drawing/2016/5/10/chartex" xmlns:cx5="http://schemas.microsoft.com/office/drawing/2016/5/11/chartex" xmlns:cx6="http://schemas.microsoft.com/office/drawing/2016/5/12/chartex" xmlns:cx7="http://schemas.microsoft.com/office/drawing/2016/5/13/chartex" xmlns:cx8="http://schemas.microsoft.com/office/drawing/2016/5/14/chartex" xmlns:mc="http://schemas.openxmlformats.org/markup-compatibility/2006" xmlns:aink="http://schemas.microsoft.com/office/drawing/2016/ink" xmlns:am3d="http://schemas.microsoft.com/office/drawing/2017/model3d" xmlns:o="urn:schemas-microsoft-com:office:office" xmlns:oel="http://schemas.microsoft.com/office/2019/extlst" xmlns:r="http://schemas.openxmlformats.org/officeDocument/2006/relationships" xmlns:m="http://schemas.openxmlformats.org/officeDocument/2006/math" xmlns:v="urn:schemas-microsoft-com:vml" xmlns:wp14="http://schemas.microsoft.com/office/word/2010/wordprocessingDrawing" xmlns:wp="http://schemas.openxmlformats.org/drawingml/2006/wordprocessingDrawing" xmlns:w10="urn:schemas-microsoft-com:office:word" xmlns:w="http://schemas.openxmlformats.org/wordprocessingml/2006/main" xmlns:w14="http://schemas.microsoft.com/office/word/2010/wordml" xmlns:w15="http://schemas.microsoft.com/office/word/2012/wordml" xmlns:w16cex="http://schemas.microsoft.com/office/word/2018/wordml/cex" xmlns:w16cid="http://schemas.microsoft.com/office/word/2016/wordml/cid" xmlns:w16="http://schemas.microsoft.com/office/word/2018/wordml" xmlns:w16du="http://schemas.microsoft.com/office/word/2023/wordml/word16du" xmlns:w16sdtdh="http://schemas.microsoft.com/office/word/2020/wordml/sdtdatahash" xmlns:w16sdtfl="http://schemas.microsoft.com/office/word/2024/wordml/sdtformatlock" xmlns:w16se="http://schemas.microsoft.com/office/word/2015/wordml/symex" xmlns:wpg="http://schemas.microsoft.com/office/word/2010/wordprocessingGroup" xmlns:wpi="http://schemas.microsoft.com/office/word/2010/wordprocessingInk" xmlns:wne="http://schemas.microsoft.com/office/word/2006/wordml" xmlns:wps="http://schemas.microsoft.com/office/word/2010/wordprocessingShape" mc:Ignorable="w14 w15 w16se w16cid w16 w16cex w16sdtdh w16sdtfl w16du wp14">
   <w:abstractNum w:abstractNumId="0" w15:restartNumberingAfterBreak="0">
     <w:nsid w:val="FFFFFF7C"/>
     <w:multiLevelType w:val="singleLevel"/>
@@ -605,7 +1264,7 @@
 </file>
 
 <file path=word/styles.xml><?xml version="1.0" encoding="utf-8"?>
-<w:styles xmlns:mc="http://schemas.openxmlformats.org/markup-compatibility/2006" xmlns:r="http://schemas.openxmlformats.org/officeDocument/2006/relationships" xmlns:w="http://schemas.openxmlformats.org/wordprocessingml/2006/main" xmlns:w14="http://schemas.microsoft.com/office/word/2010/wordml" xmlns:w15="http://schemas.microsoft.com/office/word/2012/wordml" xmlns:w16cex="http://schemas.microsoft.com/office/word/2018/wordml/cex" xmlns:w16cid="http://schemas.microsoft.com/office/word/2016/wordml/cid" xmlns:w16="http://schemas.microsoft.com/office/word/2018/wordml" xmlns:w16sdtdh="http://schemas.microsoft.com/office/word/2020/wordml/sdtdatahash" xmlns:w16se="http://schemas.microsoft.com/office/word/2015/wordml/symex" mc:Ignorable="w14 w15 w16se w16cid w16 w16cex w16sdtdh">
+<w:styles xmlns:mc="http://schemas.openxmlformats.org/markup-compatibility/2006" xmlns:r="http://schemas.openxmlformats.org/officeDocument/2006/relationships" xmlns:w="http://schemas.openxmlformats.org/wordprocessingml/2006/main" xmlns:w14="http://schemas.microsoft.com/office/word/2010/wordml" xmlns:w15="http://schemas.microsoft.com/office/word/2012/wordml" xmlns:w16cex="http://schemas.microsoft.com/office/word/2018/wordml/cex" xmlns:w16cid="http://schemas.microsoft.com/office/word/2016/wordml/cid" xmlns:w16="http://schemas.microsoft.com/office/word/2018/wordml" xmlns:w16du="http://schemas.microsoft.com/office/word/2023/wordml/word16du" xmlns:w16sdtdh="http://schemas.microsoft.com/office/word/2020/wordml/sdtdatahash" xmlns:w16sdtfl="http://schemas.microsoft.com/office/word/2024/wordml/sdtformatlock" xmlns:w16se="http://schemas.microsoft.com/office/word/2015/wordml/symex" mc:Ignorable="w14 w15 w16se w16cid w16 w16cex w16sdtdh w16sdtfl w16du">
   <w:docDefaults>
     <w:rPrDefault>
       <w:rPr>
@@ -1363,7 +2022,7 @@
     <w:link w:val="TitleChar"/>
     <w:uiPriority w:val="10"/>
     <w:qFormat/>
-    <w:rsid w:val="007106C8"/>
+    <w:rsid w:val="00E854FA"/>
     <w:pPr>
       <w:spacing w:after="300" w:line="240" w:lineRule="auto"/>
       <w:contextualSpacing/>
@@ -1373,7 +2032,7 @@
       <w:rFonts w:eastAsiaTheme="majorEastAsia" w:cstheme="majorBidi"/>
       <w:spacing w:val="5"/>
       <w:kern w:val="28"/>
-      <w:sz w:val="52"/>
+      <w:sz w:val="40"/>
       <w:szCs w:val="52"/>
       <w:lang w:val="sv-SE" w:eastAsia="en-US" w:bidi="ar-SA"/>
     </w:rPr>
@@ -1383,12 +2042,12 @@
     <w:basedOn w:val="DefaultParagraphFont"/>
     <w:link w:val="Title"/>
     <w:uiPriority w:val="10"/>
-    <w:rsid w:val="007106C8"/>
+    <w:rsid w:val="00E854FA"/>
     <w:rPr>
       <w:rFonts w:ascii="Times New Roman" w:eastAsiaTheme="majorEastAsia" w:hAnsi="Times New Roman" w:cstheme="majorBidi"/>
       <w:spacing w:val="5"/>
       <w:kern w:val="28"/>
-      <w:sz w:val="52"/>
+      <w:sz w:val="40"/>
       <w:szCs w:val="52"/>
       <w:lang w:val="sv-SE" w:eastAsia="en-US" w:bidi="ar-SA"/>
     </w:rPr>

--- a/tillsyn/A 18942-2026 tillsynsbegäran.docx
+++ b/tillsyn/A 18942-2026 tillsynsbegäran.docx
@@ -1048,7 +1048,7 @@
     <w:r>
       <w:tab/>
       <w:tab/>
-      <w:t>2026-06-18</w:t>
+      <w:t>2026-06-19</w:t>
       <w:br/>
       <w:br/>
     </w:r>

--- a/tillsyn/A 18942-2026 tillsynsbegäran.docx
+++ b/tillsyn/A 18942-2026 tillsynsbegäran.docx
@@ -1048,7 +1048,7 @@
     <w:r>
       <w:tab/>
       <w:tab/>
-      <w:t>2026-06-19</w:t>
+      <w:t>2026-06-20</w:t>
       <w:br/>
       <w:br/>
     </w:r>

--- a/tillsyn/A 18942-2026 tillsynsbegäran.docx
+++ b/tillsyn/A 18942-2026 tillsynsbegäran.docx
@@ -12,10 +12,7 @@
     </w:p>
     <w:p>
       <w:r>
-        <w:t>Detta dokument behandlar höga naturvärden i avverkningsanmälan A 18942-2026 i Östersunds kommun som inkom 2026-04-17 och omfattar 2,1 ha.</w:t>
-      </w:r>
-      <w:r>
-        <w:t xml:space="preserve"> I Figur 1 visas fyndplatser för naturvårdsarter i området, som finns registrerade på Artportalen.</w:t>
+        <w:t>Denna tillsynsbegäran behandlar höga naturvärden i avverkningsanmälan A 18942-2026 i Östersunds kommun som inkom 2026-04-17 och omfattar 2,1 ha.</w:t>
       </w:r>
     </w:p>
     <w:p>
@@ -63,27 +60,12 @@
         <w:spacing w:after="240"/>
       </w:pPr>
       <w:r>
-        <w:t>Figur 1. Fyndplatser för naturvårdsarter i och inom 22 meter från avverkningsanmälan (röd linje). Inom parentes anges rödlistekategorier, S för signalarter, Tför typiska arter och fridlysningsparagrafer i artskyddsförordningen.Markörer utan svart kant är placerade på fyndplatsen. Markörer med svart kant är placerade vid sidan av fyndplatsen och har ett svart streck som visar fyndplatsens exakta position. Kartans mittpunktskoordinat är N 7001785, E 514244 i SWEREF 99 TM.</w:t>
+        <w:t>Figur 1. Fyndplatser för naturvårdsarter i och inom 22 meter från avverkningsanmälan. Markörer utan svart kant är placerade på fyndplatsen. Markörer med svart kant är placerade vid sidan av fyndplatsen har ett svart streck som visar fyndplatsens exakta position. Kartans mittpunktskoordinat är N 7001785, E 514244 i SWEREF 99 TM.</w:t>
       </w:r>
     </w:p>
     <w:p>
       <w:r>
-        <w:t>Vi begär härmed att Skogsstyrelsen fattar beslut enligt miljöbalken som säkerställer att skogens höga naturvärden bevaras samt att EU-lagstiftning efterlevs och att artskyddsbrott förhindras.</w:t>
-      </w:r>
-    </w:p>
-    <w:p>
-      <w:r>
-        <w:t>Vi begär vidare att Skogsstyrelsen säkerställer att inga skador eller försämringar av naturtypens bevarandestatus i området tillåts ske. Se Rådets direktiv 92/43/EEG samt ickeförsämringskravet i EU:s naturrestaureringsförordning (EU 2024/1991).</w:t>
-      </w:r>
-    </w:p>
-    <w:p>
-      <w:r>
-        <w:t>Vi önskar även ta del av de ställningstaganden och beslut som myndigheten meddelar till följd av aktuell avverkningsanmälan och föreningens inlaga (se 34 § förvaltningslagen).</w:t>
-      </w:r>
-    </w:p>
-    <w:p>
-      <w:r>
-        <w:t>Nedan beskrivs fynd av naturvårdsarter och fridlysta arter som gjorts i det avverkningsanmälda området. I BILAGA 1 finns artfakta om rödlistade arter.</w:t>
+        <w:t>I och inom 22 meter från avverkningsanmälan finns fynd av 16 naturvårdsarter, varav 9 är rödlistade, 1 är fridlyst, 11 är typiska (T) och 7 är signalarter (S): blågrå svartspik (NT), dvärgbägarlav (NT, T), kolflarnlav (NT, T), lunglav (NT, T), mörk kolflarnlav (NT), nordtagging (NT), talltagel (NT, T), vedflamlav (NT), vedskivlav (NT, T), bårdlav (S, T), gullgröppa (S), gytterlav (S, T), korallrot (S, T, §8), luddlav (S, T), nästlav (S, T) och ögonpyrola (S, T). Se Figur 1.</w:t>
       </w:r>
     </w:p>
     <w:p>
@@ -91,30 +73,291 @@
         <w:pStyle w:val="Heading1"/>
       </w:pPr>
       <w:r>
-        <w:t>Naturvårdsarter</w:t>
+        <w:t>Tillsynsbegäran</w:t>
       </w:r>
     </w:p>
     <w:p>
       <w:r>
-        <w:t>I och inom 22 meter från avverkningsanmälan har följande 16 naturvårdsarter hittats: blågrå svartspik (NT), dvärgbägarlav (NT, T), kolflarnlav (NT, T), lunglav (NT, T), mörk kolflarnlav (NT), nordtagging (NT), talltagel (NT, T), vedflamlav (NT), vedskivlav (NT, T), bårdlav (S, T), gullgröppa (S), gytterlav (S, T), korallrot (S, T, §8), luddlav (S, T), nästlav (S, T) och ögonpyrola (S, T). Av dessa är 9 rödlistade. För rödlistade arter har rödlistekategorin angivits inom parentes. Arter som är signalarter enligt Skogsstyrelsen har markerats med (S). Typiska arter inom Natura 2000 som är kopplade till skogsekosystem har markerats med (T). För fridlysta arter anges även paragrafen i Artskyddsförordningen som arten är fridlyst enligt.</w:t>
+        <w:t>Vi begär härmed att Skogsstyrelsen fattar beslut enligt miljöbalken som säkerställer att skogens höga naturvärden bevaras samt att EU-lagstiftning efterlevs och att artskyddsbrott förhindras.</w:t>
       </w:r>
     </w:p>
     <w:p>
       <w:r>
-        <w:t>De påträffade naturvårdsarterna är ett tydligt kvitto på att det rör sig om en skog med höga naturvärden.</w:t>
+        <w:t>Vi begär vidare att Skogsstyrelsen säkerställer att inga skador eller försämringar av naturtypens bevarandestatus i området tillåts ske. Se Rådets direktiv 92/43/EEG samt ickeförsämringskravet i EU:s naturrestaureringsförordning (EU 2024/1991).</w:t>
+      </w:r>
+    </w:p>
+    <w:p>
+      <w:r>
+        <w:t>Vi önskar även ta del av de ställningstaganden och beslut som myndigheten meddelar till följd av aktuell avverkningsanmälan och föreningens inlaga (se 34 § förvaltningslagen).</w:t>
       </w:r>
     </w:p>
     <w:p>
       <w:pPr>
-        <w:pStyle w:val="Heading2"/>
+        <w:pStyle w:val="Heading1"/>
       </w:pPr>
       <w:r>
-        <w:t>Fridlysta arter</w:t>
+        <w:t>Naturvårdsarter och fridlysta arter</w:t>
       </w:r>
     </w:p>
     <w:p>
       <w:r>
-        <w:t>Följande fridlysta arter har sina livsmiljöer och växtplatser i den avverkningsanmälda skogen: korallrot (S, T, §8).</w:t>
+        <w:t>Nedan följer beskrivningar av de naturvårdsarter och fridlysta arter som har sina livsmiljöer och växtplatser i den avverkningsanmälda skogen. Se även ytterligare artfakta i BILAGA 1. De påträffade naturvårdsarterna är ett tydligt kvitto på att det rör sig om en skog med höga naturvärden.</w:t>
+      </w:r>
+    </w:p>
+    <w:p>
+      <w:r>
+        <w:rPr>
+          <w:b/>
+        </w:rPr>
+        <w:t>Blågrå svartspik (NT)</w:t>
+      </w:r>
+      <w:r>
+        <w:t xml:space="preserve"> växer på torr, hård ved av gamla, solbelysta torrakor, högstubbar av tall och grova döda grenar på levande tallar i öppna bestånd av naturskogskaraktär. Nästan alltid rör det sig om tjärrika torrträd och högstubbar (töreved, keloträd) som kan vara en bra bit över hundra år, i vissa fall sannolikt hundratals år gamla. Skogsbruk är idag det allvarligaste hotet. Ett långsiktigt hot är att nybildningen av gamla torrakor och högstubbar är en långsam process vilken ofta är beroende av skogsbrand. Nytt substrat bildas numera sannolikt nästan inte alls då antalet naturliga skogsbränder har minskat drastiskt på grund av effektivare brandbekämpning. Döda träd som lämnas efter avverkning är inte lämpliga för arten, eftersom dessa träd inte varit utsatta för skogsbrand och bildat tjärrik ved. Skogsbruksåtgärder på eller i närheten av växtplatserna bör undvikas. Naturskogsartade skogar med förekomst av arten indikerar höga biologiska värden och bör bevaras. Blågrå svartspik har en mycket begränsad utbredning utanför de nordiska länderna varför dessa länder har ett speciellt ansvar för arten (SLU Artdatabanken, 2024).</w:t>
+      </w:r>
+    </w:p>
+    <w:p>
+      <w:r>
+        <w:rPr>
+          <w:b/>
+        </w:rPr>
+        <w:t>Dvärgbägarlav (NT)</w:t>
+      </w:r>
+      <w:r>
+        <w:t xml:space="preserve"> förekommer över hela Sverige på gammal hård ved, huvudsakligen på tall men i södra Sverige även på ek. Veden utgörs framförallt av grova stubbar, lågor och grenar. Substratet har blivit sällsyntare och nybildning av substrat sker bara i begränsad omfattning. Arten hotas av att grova lågor blir allt sällsyntare i dagens kulturskogar samt att nybildningen av lämpliga substrat går mycket långsamt. En riklig tillgång på gamla tall- eller eklågor måste säkerställas på artens lokaler. Dvärgbägarlav är typisk art för </w:t>
+      </w:r>
+      <w:r>
+        <w:rPr>
+          <w:i/>
+        </w:rPr>
+        <w:t>9010 Taiga</w:t>
+      </w:r>
+      <w:r>
+        <w:t xml:space="preserve"> (SLU Artdatabanken, 2024; Nitare &amp; Skogsstyrelsen, 2019).</w:t>
+      </w:r>
+    </w:p>
+    <w:p>
+      <w:r>
+        <w:rPr>
+          <w:b/>
+        </w:rPr>
+        <w:t>Kolflarnlav (NT)</w:t>
+      </w:r>
+      <w:r>
+        <w:t xml:space="preserve"> är brandberoende och växer nästan uteslutande på kolad hård kärnved av tall. Etableringen verkar ske först 100–300 år efter brand och nytt substrat nybildas i mycket begränsad omfattning. Avverkning av tallskog av naturskogskaraktär med spår av återkommande bränder är ett hot och mängden lämplig ved att växa på för arten minskar dels på grund av naturlig nedbrytning men framförallt på grund av att det förstörs i samband med slutavverkningar, gallringar och markberedning. Såväl kolflarnlav som mörk kolflarnlav har glänsande bålfjäll och förekommer främst i tall- och blandbarrskogar av naturskogskaraktär med spår av återkommande bränder. Skogar som dessa hyser höga biologiska värden och bör skyddas. Kolflarnlav är typisk art för </w:t>
+      </w:r>
+      <w:r>
+        <w:rPr>
+          <w:i/>
+        </w:rPr>
+        <w:t>9010 Taiga</w:t>
+      </w:r>
+      <w:r>
+        <w:t xml:space="preserve"> (SLU Artdatabanken, 2024).</w:t>
+      </w:r>
+    </w:p>
+    <w:p>
+      <w:r>
+        <w:rPr>
+          <w:b/>
+        </w:rPr>
+        <w:t>Lunglav (NT)</w:t>
+      </w:r>
+      <w:r>
+        <w:t xml:space="preserve"> är en av vårt lands främsta signalarter som överallt indikerar gamla lövträd, skogsbestånd med höga naturvärden och ekosystem med långskoglig kontinuitet. Lokalt kan förekomsten vara mycket riklig men den hittas nästan enbart i gamla och ej slutavverkade skogar. Artens samtliga förekomster bör uppmärksammas från naturvårdssynpunkt, då många lokaler även hyser andra ovanliga och rödlistade arter. Rikliga förekomster bör skyddas med biotopskydd, frivilliga avsättningar eller reservat. På lunglav kan de sällsynta lavparasiterna lunglavshårprick (CR), </w:t>
+      </w:r>
+      <w:r>
+        <w:rPr>
+          <w:i/>
+        </w:rPr>
+        <w:t>Abrothallus diederichii</w:t>
+      </w:r>
+      <w:r>
+        <w:t xml:space="preserve"> (VU), </w:t>
+      </w:r>
+      <w:r>
+        <w:rPr>
+          <w:i/>
+        </w:rPr>
+        <w:t>Abrothallus lobariae</w:t>
+      </w:r>
+      <w:r>
+        <w:t xml:space="preserve"> (VU), </w:t>
+      </w:r>
+      <w:r>
+        <w:rPr>
+          <w:i/>
+        </w:rPr>
+        <w:t>Calycina lobariae</w:t>
+      </w:r>
+      <w:r>
+        <w:t xml:space="preserve"> (VU), lunglavsknapp (VU) och skrovelmössing (VU) påträffas. Lunglav är typisk art för </w:t>
+      </w:r>
+      <w:r>
+        <w:rPr>
+          <w:i/>
+        </w:rPr>
+        <w:t>9010 Taiga, 9020 Nordlig ädellövskog, 9110 Näringsfattig bokskog, 9130 Näringsrik bokskog, 9160 Näringsrik ekskog, 9180 Ädellövskog i branter, 9190 Näringsfattig ekskog, 9070 Trädklädd betesmark, 9040 Fjällbjörkskog</w:t>
+      </w:r>
+      <w:r>
+        <w:t xml:space="preserve"> och</w:t>
+      </w:r>
+      <w:r>
+        <w:rPr>
+          <w:i/>
+        </w:rPr>
+        <w:t xml:space="preserve"> 6530 Lövängar</w:t>
+      </w:r>
+      <w:r>
+        <w:t xml:space="preserve"> (SLU Artdatabanken, 2026; Nitare &amp; Skogsstyrelsen, 2019).</w:t>
+      </w:r>
+    </w:p>
+    <w:p>
+      <w:r>
+        <w:rPr>
+          <w:b/>
+        </w:rPr>
+        <w:t>Mörk kolflarnlav (NT)</w:t>
+      </w:r>
+      <w:r>
+        <w:t xml:space="preserve"> är brandberoende och växer nästan uteslutande på kolad hård kärnved av tall. Arten förekommer främst i glesa, öppna tall- och blandbarrskogar av naturskogskaraktär och etableringen verkar ske sent efter brand, kanske först efter 100–300 år. Mörk kolflarnlav indikerar skog med höga naturvärden och vanligast är att den påträffas på rester av nedbrunna torrakor och högstubbar och lågstubbar som är så grova att hela innandömet är urbränt. Tall- och blandbarrskogar av naturskogskaraktär med spår av återkommande bränder hyser höga biologiska värden och bör skyddas (SLU Artdatabanken, 2024).</w:t>
+      </w:r>
+    </w:p>
+    <w:p>
+      <w:r>
+        <w:rPr>
+          <w:b/>
+        </w:rPr>
+        <w:t>Nordtagging (NT)</w:t>
+      </w:r>
+      <w:r>
+        <w:t xml:space="preserve"> växer främst på tallågor av grövre dimensioner och påträffas huvudsakligen i äldre skog som inte kalavverkats. Nordtaggingen missgynnas av att områden med äldre tallskog har minskat starkt. Bekämpning av skogsbränder, samtidigt som skogsbruket omvandlar naturligt glesa tallbestånd till likartade och betydligt tätare bestånd, har missgynnat arten. Bristen på gamla tallågor utgör på sikt ett allvarligt hot och återskapandet av lämpliga biotoper tar mycket lång tid. Områden med olikåldriga bestånd av tall och med stort inslag av äldre träd bör undantas från skoglig produktion (SLU Artdatabanken, 2024).</w:t>
+      </w:r>
+    </w:p>
+    <w:p>
+      <w:r>
+        <w:rPr>
+          <w:b/>
+        </w:rPr>
+        <w:t>Talltagel (NT)</w:t>
+      </w:r>
+      <w:r>
+        <w:t xml:space="preserve"> är en boreal art som förekommer på tall i äldre, öppna tallskogar. Den påverkas negativt av brist på kontinuitetsskog och minskningstakten bedöms vara nära gränsvärdet för Sårbar (VU). Talltagel är typisk art för </w:t>
+      </w:r>
+      <w:r>
+        <w:rPr>
+          <w:i/>
+        </w:rPr>
+        <w:t>9010 Taiga</w:t>
+      </w:r>
+      <w:r>
+        <w:t xml:space="preserve"> (SLU Artdatabanken, 2026).</w:t>
+      </w:r>
+    </w:p>
+    <w:p>
+      <w:r>
+        <w:rPr>
+          <w:b/>
+        </w:rPr>
+        <w:t>Vedflamlav (NT)</w:t>
+      </w:r>
+      <w:r>
+        <w:t xml:space="preserve"> växer på gammal hård och torr, exponerad kärnved av tall, främst på högstubbar i ljusöppna lägen, t.ex. vid och på myrar, sjökanter, i glesa hällmarkskogar och i brandpräglade tallnaturskogar. Substratet nyskapas i begränsad omfattning och arten är en utmärkt indikator på höga naturvärden i denna skogstyp. Tall- och barrblandskogar med naturskogskaraktär och spår av bränder har ofta höga biologiska värden och bör skyddas. På vedflamlavens bål kan den sällsynta spiklaven/parasiten </w:t>
+      </w:r>
+      <w:r>
+        <w:rPr>
+          <w:i/>
+        </w:rPr>
+        <w:t>Calicium ramboldiicola</w:t>
+      </w:r>
+      <w:r>
+        <w:t xml:space="preserve"> (VU) påträffas (SLU Artdatabanken, 2026).</w:t>
+      </w:r>
+    </w:p>
+    <w:p>
+      <w:r>
+        <w:rPr>
+          <w:b/>
+        </w:rPr>
+        <w:t>Vedskivlav (NT)</w:t>
+      </w:r>
+      <w:r>
+        <w:t xml:space="preserve"> växer på gammal, torr, exponerad, hård kärnved av framförallt tall i naturskogsartade bestånd. Avverkning av tallskog av naturskogskaraktär med spår av återkommande bränder är ett hot. Mängden lämplig ved att växa på för vedskivlav minskar, dels på grund av naturlig nedbrytning men framförallt på grund av att de förstörs i samband med slutavverkningar, gallringar och markberedning. Tall- och blandbarrskogar av naturskogskaraktär med spår av återkommande bränder bör skyddas. Vedskivlav är typisk art för </w:t>
+      </w:r>
+      <w:r>
+        <w:rPr>
+          <w:i/>
+        </w:rPr>
+        <w:t>9010 Taiga</w:t>
+      </w:r>
+      <w:r>
+        <w:t xml:space="preserve"> (SLU Artdatabanken, 2024).</w:t>
+      </w:r>
+    </w:p>
+    <w:p>
+      <w:r>
+        <w:rPr>
+          <w:b/>
+        </w:rPr>
+        <w:t>Bårdlav</w:t>
+      </w:r>
+      <w:r>
+        <w:t xml:space="preserve"> signalerar miljöer med höga naturvärden och på lokalerna finns vanligtvis många andra ovanliga och rödlistade arter. Den visar även på platser med hög och jämn luftfuktighet. På bårdlav och andra njurlavar (Nephroma) kan de sällsynta parasiterna </w:t>
+      </w:r>
+      <w:r>
+        <w:rPr>
+          <w:i/>
+        </w:rPr>
+        <w:t xml:space="preserve">Protounguicularia nephromatis </w:t>
+      </w:r>
+      <w:r>
+        <w:t xml:space="preserve">(VU) och </w:t>
+      </w:r>
+      <w:r>
+        <w:rPr>
+          <w:i/>
+        </w:rPr>
+        <w:t xml:space="preserve">Tremella nephromatis </w:t>
+      </w:r>
+      <w:r>
+        <w:t xml:space="preserve">(DD) påträffas. Bårdlav är typisk art för </w:t>
+      </w:r>
+      <w:r>
+        <w:rPr>
+          <w:i/>
+        </w:rPr>
+        <w:t xml:space="preserve">9010 Taiga, 9020 Nordlig ädellövskog, 9070 Trädklädd betesmark, 9110 Näringsfattig bokskog, 9160 Näringsrik ekskog, 9180 Ädellövskog i branter </w:t>
+      </w:r>
+      <w:r>
+        <w:t>och</w:t>
+      </w:r>
+      <w:r>
+        <w:rPr>
+          <w:i/>
+        </w:rPr>
+        <w:t xml:space="preserve"> 9190 Näringsfattig ekskog</w:t>
+      </w:r>
+      <w:r>
+        <w:t xml:space="preserve"> (SLU Artdatabanken, 2026; Nitare &amp; Skogsstyrelsen, 2019).</w:t>
+      </w:r>
+    </w:p>
+    <w:p>
+      <w:r>
+        <w:rPr>
+          <w:b/>
+        </w:rPr>
+        <w:t xml:space="preserve">Gytterlav </w:t>
+      </w:r>
+      <w:r>
+        <w:t xml:space="preserve">signalerar höga naturvärden i södra och mellersta Sverige, samt längs Norrlands kustland. Förekomster i söder, framför allt på trädstammar, är en indikation på gammal skogsmark med långvarig förekomst av äldre lövträd i miljöer med hög och jämn luftfuktighet. Gytterlav är typisk art för </w:t>
+      </w:r>
+      <w:r>
+        <w:rPr>
+          <w:i/>
+        </w:rPr>
+        <w:t xml:space="preserve">9040 Fjällbjörkskog </w:t>
+      </w:r>
+      <w:r>
+        <w:t>(Nitare &amp; Skogsstyrelsen, 2019; SLU Artdatabanken, 2025).</w:t>
       </w:r>
     </w:p>
     <w:p>
@@ -138,132 +381,6 @@
       </w:r>
     </w:p>
     <w:p>
-      <w:pPr>
-        <w:pStyle w:val="Heading2"/>
-      </w:pPr>
-      <w:r>
-        <w:t>Övriga naturvårdsarter</w:t>
-      </w:r>
-    </w:p>
-    <w:p>
-      <w:r>
-        <w:rPr>
-          <w:b/>
-        </w:rPr>
-        <w:t>Blågrå svartspik (NT)</w:t>
-      </w:r>
-      <w:r>
-        <w:t xml:space="preserve"> växer på torr, hård ved av gamla, solbelysta torrakor, högstubbar av tall och grova döda grenar på levande tallar i öppna bestånd av naturskogskaraktär. Nästan alltid rör det sig om tjärrika torrträd och högstubbar (töreved, keloträd) som kan vara en bra bit över hundra år, i vissa fall sannolikt hundratals år gamla. Skogsbruk är idag det allvarligaste hotet. Ett långsiktigt hot är att nybildningen av gamla torrakor och högstubbar är en långsam process vilken ofta är beroende av skogsbrand. Nytt substrat bildas numera sannolikt nästan inte alls då antalet naturliga skogsbränder har minskat drastiskt på grund av effektivare brandbekämpning. Döda träd som lämnas efter avverkning är inte lämpliga för arten, eftersom dessa träd inte varit utsatta för skogsbrand och bildat tjärrik ved. Skogsbruksåtgärder på eller i närheten av växtplatserna bör undvikas. Naturskogsartade skogar med förekomst av arten indikerar höga biologiska värden och bör bevaras. Blågrå svartspik har en mycket begränsad utbredning utanför de nordiska länderna varför dessa länder har ett speciellt ansvar för arten (SLU Artdatabanken, 2024).</w:t>
-      </w:r>
-    </w:p>
-    <w:p>
-      <w:r>
-        <w:rPr>
-          <w:b/>
-        </w:rPr>
-        <w:t>Bårdlav</w:t>
-      </w:r>
-      <w:r>
-        <w:t xml:space="preserve"> signalerar miljöer med höga naturvärden och på lokalerna finns vanligtvis många andra ovanliga och rödlistade arter. Den visar även på platser med hög och jämn luftfuktighet. På bårdlav och andra njurlavar (Nephroma) kan de sällsynta parasiterna </w:t>
-      </w:r>
-      <w:r>
-        <w:rPr>
-          <w:i/>
-        </w:rPr>
-        <w:t xml:space="preserve">Protounguicularia nephromatis </w:t>
-      </w:r>
-      <w:r>
-        <w:t xml:space="preserve">(VU) och </w:t>
-      </w:r>
-      <w:r>
-        <w:rPr>
-          <w:i/>
-        </w:rPr>
-        <w:t xml:space="preserve">Tremella nephromatis </w:t>
-      </w:r>
-      <w:r>
-        <w:t xml:space="preserve">(DD) påträffas. Bårdlav är typisk art för </w:t>
-      </w:r>
-      <w:r>
-        <w:rPr>
-          <w:i/>
-        </w:rPr>
-        <w:t xml:space="preserve">9010 Taiga, 9020 Nordlig ädellövskog, 9070 Trädklädd betesmark, 9110 Näringsfattig bokskog, 9160 Näringsrik ekskog, 9180 Ädellövskog i branter </w:t>
-      </w:r>
-      <w:r>
-        <w:t>och</w:t>
-      </w:r>
-      <w:r>
-        <w:rPr>
-          <w:i/>
-        </w:rPr>
-        <w:t xml:space="preserve"> 9190 Näringsfattig ekskog</w:t>
-      </w:r>
-      <w:r>
-        <w:t xml:space="preserve"> (SLU Artdatabanken, 2026; Nitare &amp; Skogsstyrelsen, 2019).</w:t>
-      </w:r>
-    </w:p>
-    <w:p>
-      <w:r>
-        <w:rPr>
-          <w:b/>
-        </w:rPr>
-        <w:t>Dvärgbägarlav (NT)</w:t>
-      </w:r>
-      <w:r>
-        <w:t xml:space="preserve"> förekommer över hela Sverige på gammal hård ved, huvudsakligen på tall men i södra Sverige även på ek. Veden utgörs framförallt av grova stubbar, lågor och grenar. Substratet har blivit sällsyntare och nybildning av substrat sker bara i begränsad omfattning. Arten hotas av att grova lågor blir allt sällsyntare i dagens kulturskogar samt att nybildningen av lämpliga substrat går mycket långsamt. En riklig tillgång på gamla tall- eller eklågor måste säkerställas på artens lokaler. Dvärgbägarlav är typisk art för </w:t>
-      </w:r>
-      <w:r>
-        <w:rPr>
-          <w:i/>
-        </w:rPr>
-        <w:t>9010 Taiga</w:t>
-      </w:r>
-      <w:r>
-        <w:t xml:space="preserve"> (SLU Artdatabanken, 2024; Nitare &amp; Skogsstyrelsen, 2019).</w:t>
-      </w:r>
-    </w:p>
-    <w:p>
-      <w:r>
-        <w:rPr>
-          <w:b/>
-        </w:rPr>
-        <w:t xml:space="preserve">Gytterlav </w:t>
-      </w:r>
-      <w:r>
-        <w:t xml:space="preserve">signalerar höga naturvärden i södra och mellersta Sverige, samt längs Norrlands kustland. Förekomster i söder, framför allt på trädstammar, är en indikation på gammal skogsmark med långvarig förekomst av äldre lövträd i miljöer med hög och jämn luftfuktighet. Gytterlav är typisk art för </w:t>
-      </w:r>
-      <w:r>
-        <w:rPr>
-          <w:i/>
-        </w:rPr>
-        <w:t xml:space="preserve">9040 Fjällbjörkskog </w:t>
-      </w:r>
-      <w:r>
-        <w:t>(Nitare &amp; Skogsstyrelsen, 2019; SLU Artdatabanken, 2025).</w:t>
-      </w:r>
-    </w:p>
-    <w:p>
-      <w:r>
-        <w:rPr>
-          <w:b/>
-        </w:rPr>
-        <w:t>Kolflarnlav (NT)</w:t>
-      </w:r>
-      <w:r>
-        <w:t xml:space="preserve"> är brandberoende och växer nästan uteslutande på kolad hård kärnved av tall. Etableringen verkar ske först 100–300 år efter brand och nytt substrat nybildas i mycket begränsad omfattning. Avverkning av tallskog av naturskogskaraktär med spår av återkommande bränder är ett hot och mängden lämplig ved att växa på för arten minskar dels på grund av naturlig nedbrytning men framförallt på grund av att det förstörs i samband med slutavverkningar, gallringar och markberedning. Såväl kolflarnlav som mörk kolflarnlav har glänsande bålfjäll och förekommer främst i tall- och blandbarrskogar av naturskogskaraktär med spår av återkommande bränder. Skogar som dessa hyser höga biologiska värden och bör skyddas. Kolflarnlav är typisk art för </w:t>
-      </w:r>
-      <w:r>
-        <w:rPr>
-          <w:i/>
-        </w:rPr>
-        <w:t>9010 Taiga</w:t>
-      </w:r>
-      <w:r>
-        <w:t xml:space="preserve"> (SLU Artdatabanken, 2024).</w:t>
-      </w:r>
-    </w:p>
-    <w:p>
       <w:r>
         <w:rPr>
           <w:b/>
@@ -306,84 +423,6 @@
         <w:rPr>
           <w:b/>
         </w:rPr>
-        <w:t>Lunglav (NT)</w:t>
-      </w:r>
-      <w:r>
-        <w:t xml:space="preserve"> är en av vårt lands främsta signalarter som överallt indikerar gamla lövträd, skogsbestånd med höga naturvärden och ekosystem med långskoglig kontinuitet. Lokalt kan förekomsten vara mycket riklig men den hittas nästan enbart i gamla och ej slutavverkade skogar. Artens samtliga förekomster bör uppmärksammas från naturvårdssynpunkt, då många lokaler även hyser andra ovanliga och rödlistade arter. Rikliga förekomster bör skyddas med biotopskydd, frivilliga avsättningar eller reservat. På lunglav kan de sällsynta lavparasiterna lunglavshårprick (CR), </w:t>
-      </w:r>
-      <w:r>
-        <w:rPr>
-          <w:i/>
-        </w:rPr>
-        <w:t>Abrothallus diederichii</w:t>
-      </w:r>
-      <w:r>
-        <w:t xml:space="preserve"> (VU), </w:t>
-      </w:r>
-      <w:r>
-        <w:rPr>
-          <w:i/>
-        </w:rPr>
-        <w:t>Abrothallus lobariae</w:t>
-      </w:r>
-      <w:r>
-        <w:t xml:space="preserve"> (VU), </w:t>
-      </w:r>
-      <w:r>
-        <w:rPr>
-          <w:i/>
-        </w:rPr>
-        <w:t>Calycina lobariae</w:t>
-      </w:r>
-      <w:r>
-        <w:t xml:space="preserve"> (VU), lunglavsknapp (VU) och skrovelmössing (VU) påträffas. Lunglav är typisk art för </w:t>
-      </w:r>
-      <w:r>
-        <w:rPr>
-          <w:i/>
-        </w:rPr>
-        <w:t>9010 Taiga, 9020 Nordlig ädellövskog, 9110 Näringsfattig bokskog, 9130 Näringsrik bokskog, 9160 Näringsrik ekskog, 9180 Ädellövskog i branter, 9190 Näringsfattig ekskog, 9070 Trädklädd betesmark, 9040 Fjällbjörkskog</w:t>
-      </w:r>
-      <w:r>
-        <w:t xml:space="preserve"> och</w:t>
-      </w:r>
-      <w:r>
-        <w:rPr>
-          <w:i/>
-        </w:rPr>
-        <w:t xml:space="preserve"> 6530 Lövängar</w:t>
-      </w:r>
-      <w:r>
-        <w:t xml:space="preserve"> (SLU Artdatabanken, 2026; Nitare &amp; Skogsstyrelsen, 2019).</w:t>
-      </w:r>
-    </w:p>
-    <w:p>
-      <w:r>
-        <w:rPr>
-          <w:b/>
-        </w:rPr>
-        <w:t>Mörk kolflarnlav (NT)</w:t>
-      </w:r>
-      <w:r>
-        <w:t xml:space="preserve"> är brandberoende och växer nästan uteslutande på kolad hård kärnved av tall. Arten förekommer främst i glesa, öppna tall- och blandbarrskogar av naturskogskaraktär och etableringen verkar ske sent efter brand, kanske först efter 100–300 år. Mörk kolflarnlav indikerar skog med höga naturvärden och vanligast är att den påträffas på rester av nedbrunna torrakor och högstubbar och lågstubbar som är så grova att hela innandömet är urbränt. Tall- och blandbarrskogar av naturskogskaraktär med spår av återkommande bränder hyser höga biologiska värden och bör skyddas (SLU Artdatabanken, 2024).</w:t>
-      </w:r>
-    </w:p>
-    <w:p>
-      <w:r>
-        <w:rPr>
-          <w:b/>
-        </w:rPr>
-        <w:t>Nordtagging (NT)</w:t>
-      </w:r>
-      <w:r>
-        <w:t xml:space="preserve"> växer främst på tallågor av grövre dimensioner och påträffas huvudsakligen i äldre skog som inte kalavverkats. Nordtaggingen missgynnas av att områden med äldre tallskog har minskat starkt. Bekämpning av skogsbränder, samtidigt som skogsbruket omvandlar naturligt glesa tallbestånd till likartade och betydligt tätare bestånd, har missgynnat arten. Bristen på gamla tallågor utgör på sikt ett allvarligt hot och återskapandet av lämpliga biotoper tar mycket lång tid. Områden med olikåldriga bestånd av tall och med stort inslag av äldre träd bör undantas från skoglig produktion (SLU Artdatabanken, 2024).</w:t>
-      </w:r>
-    </w:p>
-    <w:p>
-      <w:r>
-        <w:rPr>
-          <w:b/>
-        </w:rPr>
         <w:t>Nästlav</w:t>
       </w:r>
       <w:r>
@@ -397,66 +436,6 @@
       </w:r>
       <w:r>
         <w:t>(Nitare &amp; Skogsstyrelsen, 2019; SLU Artdatabanken, 2025).</w:t>
-      </w:r>
-    </w:p>
-    <w:p>
-      <w:r>
-        <w:rPr>
-          <w:b/>
-        </w:rPr>
-        <w:t>Talltagel (NT)</w:t>
-      </w:r>
-      <w:r>
-        <w:t xml:space="preserve"> är en boreal art som förekommer på tall i äldre, öppna tallskogar. Den påverkas negativt av brist på kontinuitetsskog och minskningstakten bedöms vara nära gränsvärdet för Sårbar (VU). Talltagel är typisk art för </w:t>
-      </w:r>
-      <w:r>
-        <w:rPr>
-          <w:i/>
-        </w:rPr>
-        <w:t>9010 Taiga</w:t>
-      </w:r>
-      <w:r>
-        <w:t xml:space="preserve"> (SLU Artdatabanken, 2026).</w:t>
-      </w:r>
-    </w:p>
-    <w:p>
-      <w:r>
-        <w:rPr>
-          <w:b/>
-        </w:rPr>
-        <w:t>Vedflamlav (NT)</w:t>
-      </w:r>
-      <w:r>
-        <w:t xml:space="preserve"> växer på gammal hård och torr, exponerad kärnved av tall, främst på högstubbar i ljusöppna lägen, t.ex. vid och på myrar, sjökanter, i glesa hällmarkskogar och i brandpräglade tallnaturskogar. Substratet nyskapas i begränsad omfattning och arten är en utmärkt indikator på höga naturvärden i denna skogstyp. Tall- och barrblandskogar med naturskogskaraktär och spår av bränder har ofta höga biologiska värden och bör skyddas. På vedflamlavens bål kan den sällsynta spiklaven/parasiten </w:t>
-      </w:r>
-      <w:r>
-        <w:rPr>
-          <w:i/>
-        </w:rPr>
-        <w:t>Calicium ramboldiicola</w:t>
-      </w:r>
-      <w:r>
-        <w:t xml:space="preserve"> (VU) påträffas (SLU Artdatabanken, 2026).</w:t>
-      </w:r>
-    </w:p>
-    <w:p>
-      <w:r>
-        <w:rPr>
-          <w:b/>
-        </w:rPr>
-        <w:t>Vedskivlav (NT)</w:t>
-      </w:r>
-      <w:r>
-        <w:t xml:space="preserve"> växer på gammal, torr, exponerad, hård kärnved av framförallt tall i naturskogsartade bestånd. Avverkning av tallskog av naturskogskaraktär med spår av återkommande bränder är ett hot. Mängden lämplig ved att växa på för vedskivlav minskar, dels på grund av naturlig nedbrytning men framförallt på grund av att de förstörs i samband med slutavverkningar, gallringar och markberedning. Tall- och blandbarrskogar av naturskogskaraktär med spår av återkommande bränder bör skyddas. Vedskivlav är typisk art för </w:t>
-      </w:r>
-      <w:r>
-        <w:rPr>
-          <w:i/>
-        </w:rPr>
-        <w:t>9010 Taiga</w:t>
-      </w:r>
-      <w:r>
-        <w:t xml:space="preserve"> (SLU Artdatabanken, 2024).</w:t>
       </w:r>
     </w:p>
     <w:p>
@@ -1048,7 +1027,7 @@
     <w:r>
       <w:tab/>
       <w:tab/>
-      <w:t>2026-06-20</w:t>
+      <w:t>2026-06-21</w:t>
       <w:br/>
       <w:br/>
     </w:r>

--- a/tillsyn/A 18942-2026 tillsynsbegäran.docx
+++ b/tillsyn/A 18942-2026 tillsynsbegäran.docx
@@ -1027,7 +1027,7 @@
     <w:r>
       <w:tab/>
       <w:tab/>
-      <w:t>2026-06-21</w:t>
+      <w:t>2026-06-22</w:t>
       <w:br/>
       <w:br/>
     </w:r>

--- a/tillsyn/A 18942-2026 tillsynsbegäran.docx
+++ b/tillsyn/A 18942-2026 tillsynsbegäran.docx
@@ -1027,7 +1027,7 @@
     <w:r>
       <w:tab/>
       <w:tab/>
-      <w:t>2026-06-22</w:t>
+      <w:t>2026-06-23</w:t>
       <w:br/>
       <w:br/>
     </w:r>

--- a/tillsyn/A 18942-2026 tillsynsbegäran.docx
+++ b/tillsyn/A 18942-2026 tillsynsbegäran.docx
@@ -1027,7 +1027,7 @@
     <w:r>
       <w:tab/>
       <w:tab/>
-      <w:t>2026-06-23</w:t>
+      <w:t>2026-06-24</w:t>
       <w:br/>
       <w:br/>
     </w:r>

--- a/tillsyn/A 18942-2026 tillsynsbegäran.docx
+++ b/tillsyn/A 18942-2026 tillsynsbegäran.docx
@@ -1027,7 +1027,7 @@
     <w:r>
       <w:tab/>
       <w:tab/>
-      <w:t>2026-06-24</w:t>
+      <w:t>2026-06-25</w:t>
       <w:br/>
       <w:br/>
     </w:r>

--- a/tillsyn/A 18942-2026 tillsynsbegäran.docx
+++ b/tillsyn/A 18942-2026 tillsynsbegäran.docx
@@ -1027,7 +1027,7 @@
     <w:r>
       <w:tab/>
       <w:tab/>
-      <w:t>2026-06-25</w:t>
+      <w:t>2026-06-26</w:t>
       <w:br/>
       <w:br/>
     </w:r>

--- a/tillsyn/A 18942-2026 tillsynsbegäran.docx
+++ b/tillsyn/A 18942-2026 tillsynsbegäran.docx
@@ -1027,7 +1027,7 @@
     <w:r>
       <w:tab/>
       <w:tab/>
-      <w:t>2026-06-26</w:t>
+      <w:t>2026-06-27</w:t>
       <w:br/>
       <w:br/>
     </w:r>

--- a/tillsyn/A 18942-2026 tillsynsbegäran.docx
+++ b/tillsyn/A 18942-2026 tillsynsbegäran.docx
@@ -1027,7 +1027,7 @@
     <w:r>
       <w:tab/>
       <w:tab/>
-      <w:t>2026-06-27</w:t>
+      <w:t>2026-06-28</w:t>
       <w:br/>
       <w:br/>
     </w:r>

--- a/tillsyn/A 18942-2026 tillsynsbegäran.docx
+++ b/tillsyn/A 18942-2026 tillsynsbegäran.docx
@@ -1027,7 +1027,7 @@
     <w:r>
       <w:tab/>
       <w:tab/>
-      <w:t>2026-06-28</w:t>
+      <w:t>2026-06-29</w:t>
       <w:br/>
       <w:br/>
     </w:r>

--- a/tillsyn/A 18942-2026 tillsynsbegäran.docx
+++ b/tillsyn/A 18942-2026 tillsynsbegäran.docx
@@ -1027,7 +1027,7 @@
     <w:r>
       <w:tab/>
       <w:tab/>
-      <w:t>2026-06-29</w:t>
+      <w:t>2026-06-30</w:t>
       <w:br/>
       <w:br/>
     </w:r>

--- a/tillsyn/A 18942-2026 tillsynsbegäran.docx
+++ b/tillsyn/A 18942-2026 tillsynsbegäran.docx
@@ -1027,7 +1027,7 @@
     <w:r>
       <w:tab/>
       <w:tab/>
-      <w:t>2026-06-30</w:t>
+      <w:t>2026-07-01</w:t>
       <w:br/>
       <w:br/>
     </w:r>

--- a/tillsyn/A 18942-2026 tillsynsbegäran.docx
+++ b/tillsyn/A 18942-2026 tillsynsbegäran.docx
@@ -1027,7 +1027,7 @@
     <w:r>
       <w:tab/>
       <w:tab/>
-      <w:t>2026-07-01</w:t>
+      <w:t>2026-07-02</w:t>
       <w:br/>
       <w:br/>
     </w:r>

--- a/tillsyn/A 18942-2026 tillsynsbegäran.docx
+++ b/tillsyn/A 18942-2026 tillsynsbegäran.docx
@@ -1027,7 +1027,7 @@
     <w:r>
       <w:tab/>
       <w:tab/>
-      <w:t>2026-07-13</w:t>
+      <w:t>2026-07-14</w:t>
       <w:br/>
       <w:br/>
     </w:r>

--- a/tillsyn/A 18942-2026 tillsynsbegäran.docx
+++ b/tillsyn/A 18942-2026 tillsynsbegäran.docx
@@ -1027,7 +1027,7 @@
     <w:r>
       <w:tab/>
       <w:tab/>
-      <w:t>2026-07-14</w:t>
+      <w:t>2026-07-15</w:t>
       <w:br/>
       <w:br/>
     </w:r>

--- a/tillsyn/A 18942-2026 tillsynsbegäran.docx
+++ b/tillsyn/A 18942-2026 tillsynsbegäran.docx
@@ -1027,7 +1027,7 @@
     <w:r>
       <w:tab/>
       <w:tab/>
-      <w:t>2026-07-15</w:t>
+      <w:t>2026-07-16</w:t>
       <w:br/>
       <w:br/>
     </w:r>

--- a/tillsyn/A 18942-2026 tillsynsbegäran.docx
+++ b/tillsyn/A 18942-2026 tillsynsbegäran.docx
@@ -1027,7 +1027,7 @@
     <w:r>
       <w:tab/>
       <w:tab/>
-      <w:t>2026-07-16</w:t>
+      <w:t>2026-07-17</w:t>
       <w:br/>
       <w:br/>
     </w:r>

--- a/tillsyn/A 18942-2026 tillsynsbegäran.docx
+++ b/tillsyn/A 18942-2026 tillsynsbegäran.docx
@@ -1027,7 +1027,7 @@
     <w:r>
       <w:tab/>
       <w:tab/>
-      <w:t>2026-07-17</w:t>
+      <w:t>2026-07-18</w:t>
       <w:br/>
       <w:br/>
     </w:r>

--- a/tillsyn/A 18942-2026 tillsynsbegäran.docx
+++ b/tillsyn/A 18942-2026 tillsynsbegäran.docx
@@ -1027,7 +1027,7 @@
     <w:r>
       <w:tab/>
       <w:tab/>
-      <w:t>2026-07-18</w:t>
+      <w:t>2026-07-19</w:t>
       <w:br/>
       <w:br/>
     </w:r>

--- a/tillsyn/A 18942-2026 tillsynsbegäran.docx
+++ b/tillsyn/A 18942-2026 tillsynsbegäran.docx
@@ -1027,7 +1027,7 @@
     <w:r>
       <w:tab/>
       <w:tab/>
-      <w:t>2026-07-19</w:t>
+      <w:t>2026-07-20</w:t>
       <w:br/>
       <w:br/>
     </w:r>

--- a/tillsyn/A 18942-2026 tillsynsbegäran.docx
+++ b/tillsyn/A 18942-2026 tillsynsbegäran.docx
@@ -1027,7 +1027,7 @@
     <w:r>
       <w:tab/>
       <w:tab/>
-      <w:t>2026-07-20</w:t>
+      <w:t>2026-07-21</w:t>
       <w:br/>
       <w:br/>
     </w:r>

--- a/tillsyn/A 18942-2026 tillsynsbegäran.docx
+++ b/tillsyn/A 18942-2026 tillsynsbegäran.docx
@@ -1027,7 +1027,7 @@
     <w:r>
       <w:tab/>
       <w:tab/>
-      <w:t>2026-07-21</w:t>
+      <w:t>2026-07-22</w:t>
       <w:br/>
       <w:br/>
     </w:r>

--- a/tillsyn/A 18942-2026 tillsynsbegäran.docx
+++ b/tillsyn/A 18942-2026 tillsynsbegäran.docx
@@ -1027,7 +1027,7 @@
     <w:r>
       <w:tab/>
       <w:tab/>
-      <w:t>2026-07-22</w:t>
+      <w:t>2026-07-23</w:t>
       <w:br/>
       <w:br/>
     </w:r>

--- a/tillsyn/A 18942-2026 tillsynsbegäran.docx
+++ b/tillsyn/A 18942-2026 tillsynsbegäran.docx
@@ -1027,7 +1027,7 @@
     <w:r>
       <w:tab/>
       <w:tab/>
-      <w:t>2026-07-23</w:t>
+      <w:t>2026-07-24</w:t>
       <w:br/>
       <w:br/>
     </w:r>

--- a/tillsyn/A 18942-2026 tillsynsbegäran.docx
+++ b/tillsyn/A 18942-2026 tillsynsbegäran.docx
@@ -1027,7 +1027,7 @@
     <w:r>
       <w:tab/>
       <w:tab/>
-      <w:t>2026-07-24</w:t>
+      <w:t>2026-07-25</w:t>
       <w:br/>
       <w:br/>
     </w:r>

--- a/tillsyn/A 18942-2026 tillsynsbegäran.docx
+++ b/tillsyn/A 18942-2026 tillsynsbegäran.docx
@@ -1027,7 +1027,7 @@
     <w:r>
       <w:tab/>
       <w:tab/>
-      <w:t>2026-07-25</w:t>
+      <w:t>2026-07-26</w:t>
       <w:br/>
       <w:br/>
     </w:r>

--- a/tillsyn/A 18942-2026 tillsynsbegäran.docx
+++ b/tillsyn/A 18942-2026 tillsynsbegäran.docx
@@ -1027,7 +1027,7 @@
     <w:r>
       <w:tab/>
       <w:tab/>
-      <w:t>2026-07-26</w:t>
+      <w:t>2026-07-27</w:t>
       <w:br/>
       <w:br/>
     </w:r>

--- a/tillsyn/A 18942-2026 tillsynsbegäran.docx
+++ b/tillsyn/A 18942-2026 tillsynsbegäran.docx
@@ -1027,7 +1027,7 @@
     <w:r>
       <w:tab/>
       <w:tab/>
-      <w:t>2026-07-27</w:t>
+      <w:t>2026-07-28</w:t>
       <w:br/>
       <w:br/>
     </w:r>

--- a/tillsyn/A 18942-2026 tillsynsbegäran.docx
+++ b/tillsyn/A 18942-2026 tillsynsbegäran.docx
@@ -1027,7 +1027,7 @@
     <w:r>
       <w:tab/>
       <w:tab/>
-      <w:t>2026-07-28</w:t>
+      <w:t>2026-07-29</w:t>
       <w:br/>
       <w:br/>
     </w:r>

--- a/tillsyn/A 18942-2026 tillsynsbegäran.docx
+++ b/tillsyn/A 18942-2026 tillsynsbegäran.docx
@@ -1027,7 +1027,7 @@
     <w:r>
       <w:tab/>
       <w:tab/>
-      <w:t>2026-07-29</w:t>
+      <w:t>2026-07-30</w:t>
       <w:br/>
       <w:br/>
     </w:r>

--- a/tillsyn/A 18942-2026 tillsynsbegäran.docx
+++ b/tillsyn/A 18942-2026 tillsynsbegäran.docx
@@ -1027,7 +1027,7 @@
     <w:r>
       <w:tab/>
       <w:tab/>
-      <w:t>2026-07-30</w:t>
+      <w:t>2026-07-31</w:t>
       <w:br/>
       <w:br/>
     </w:r>

--- a/tillsyn/A 18942-2026 tillsynsbegäran.docx
+++ b/tillsyn/A 18942-2026 tillsynsbegäran.docx
@@ -1027,7 +1027,7 @@
     <w:r>
       <w:tab/>
       <w:tab/>
-      <w:t>2026-07-31</w:t>
+      <w:t>2026-08-01</w:t>
       <w:br/>
       <w:br/>
     </w:r>

--- a/tillsyn/A 18942-2026 tillsynsbegäran.docx
+++ b/tillsyn/A 18942-2026 tillsynsbegäran.docx
@@ -1027,7 +1027,7 @@
     <w:r>
       <w:tab/>
       <w:tab/>
-      <w:t>2026-08-01</w:t>
+      <w:t>2026-08-02</w:t>
       <w:br/>
       <w:br/>
     </w:r>

--- a/tillsyn/A 18942-2026 tillsynsbegäran.docx
+++ b/tillsyn/A 18942-2026 tillsynsbegäran.docx
@@ -1027,7 +1027,7 @@
     <w:r>
       <w:tab/>
       <w:tab/>
-      <w:t>2026-08-02</w:t>
+      <w:t>2026-08-03</w:t>
       <w:br/>
       <w:br/>
     </w:r>

--- a/tillsyn/A 18942-2026 tillsynsbegäran.docx
+++ b/tillsyn/A 18942-2026 tillsynsbegäran.docx
@@ -1027,7 +1027,7 @@
     <w:r>
       <w:tab/>
       <w:tab/>
-      <w:t>2026-08-03</w:t>
+      <w:t>2026-08-05</w:t>
       <w:br/>
       <w:br/>
     </w:r>

--- a/tillsyn/A 18942-2026 tillsynsbegäran.docx
+++ b/tillsyn/A 18942-2026 tillsynsbegäran.docx
@@ -1027,7 +1027,7 @@
     <w:r>
       <w:tab/>
       <w:tab/>
-      <w:t>2026-08-05</w:t>
+      <w:t>2026-08-07</w:t>
       <w:br/>
       <w:br/>
     </w:r>

--- a/tillsyn/A 18942-2026 tillsynsbegäran.docx
+++ b/tillsyn/A 18942-2026 tillsynsbegäran.docx
@@ -1027,7 +1027,7 @@
     <w:r>
       <w:tab/>
       <w:tab/>
-      <w:t>2026-08-07</w:t>
+      <w:t>2026-08-08</w:t>
       <w:br/>
       <w:br/>
     </w:r>

--- a/tillsyn/A 18942-2026 tillsynsbegäran.docx
+++ b/tillsyn/A 18942-2026 tillsynsbegäran.docx
@@ -60,7 +60,7 @@
         <w:spacing w:after="240"/>
       </w:pPr>
       <w:r>
-        <w:t>Figur 1. Fyndplatser för naturvårdsarter i och inom 22 meter från avverkningsanmälan. Markörer utan svart kant är placerade på fyndplatsen. Markörer med svart kant är placerade vid sidan av fyndplatsen har ett svart streck som visar fyndplatsens exakta position. Kartans mittpunktskoordinat är N 7001785, E 514244 i SWEREF 99 TM.</w:t>
+        <w:t>Figur 1. Fyndplatser för naturvårdsarter i och inom 22 meter från avverkningsanmälan. Markörer utan svart kant är placerade på fyndplatsen. Markörer med svart kant är placerade vid sidan av fyndplatsen och har ett svart streck som visar fyndplatsens exakta position. Kartans mittpunktskoordinat är N 7001785, E 514244 i SWEREF 99 TM.</w:t>
       </w:r>
     </w:p>
     <w:p>
@@ -1027,7 +1027,7 @@
     <w:r>
       <w:tab/>
       <w:tab/>
-      <w:t>2026-08-14</w:t>
+      <w:t>2026-08-15</w:t>
       <w:br/>
       <w:br/>
     </w:r>

--- a/tillsyn/A 18942-2026 tillsynsbegäran.docx
+++ b/tillsyn/A 18942-2026 tillsynsbegäran.docx
@@ -1027,7 +1027,7 @@
     <w:r>
       <w:tab/>
       <w:tab/>
-      <w:t>2026-08-15</w:t>
+      <w:t>2026-08-16</w:t>
       <w:br/>
       <w:br/>
     </w:r>

--- a/tillsyn/A 18942-2026 tillsynsbegäran.docx
+++ b/tillsyn/A 18942-2026 tillsynsbegäran.docx
@@ -1027,7 +1027,7 @@
     <w:r>
       <w:tab/>
       <w:tab/>
-      <w:t>2026-08-16</w:t>
+      <w:t>2026-08-17</w:t>
       <w:br/>
       <w:br/>
     </w:r>

--- a/tillsyn/A 18942-2026 tillsynsbegäran.docx
+++ b/tillsyn/A 18942-2026 tillsynsbegäran.docx
@@ -1027,7 +1027,7 @@
     <w:r>
       <w:tab/>
       <w:tab/>
-      <w:t>2026-08-17</w:t>
+      <w:t>2026-08-18</w:t>
       <w:br/>
       <w:br/>
     </w:r>

--- a/tillsyn/A 18942-2026 tillsynsbegäran.docx
+++ b/tillsyn/A 18942-2026 tillsynsbegäran.docx
@@ -1027,7 +1027,7 @@
     <w:r>
       <w:tab/>
       <w:tab/>
-      <w:t>2026-08-18</w:t>
+      <w:t>2026-08-19</w:t>
       <w:br/>
       <w:br/>
     </w:r>

--- a/tillsyn/A 18942-2026 tillsynsbegäran.docx
+++ b/tillsyn/A 18942-2026 tillsynsbegäran.docx
@@ -1027,7 +1027,7 @@
     <w:r>
       <w:tab/>
       <w:tab/>
-      <w:t>2026-08-19</w:t>
+      <w:t>2026-08-20</w:t>
       <w:br/>
       <w:br/>
     </w:r>

--- a/tillsyn/A 18942-2026 tillsynsbegäran.docx
+++ b/tillsyn/A 18942-2026 tillsynsbegäran.docx
@@ -1027,7 +1027,7 @@
     <w:r>
       <w:tab/>
       <w:tab/>
-      <w:t>2026-08-20</w:t>
+      <w:t>2026-08-21</w:t>
       <w:br/>
       <w:br/>
     </w:r>

--- a/tillsyn/A 18942-2026 tillsynsbegäran.docx
+++ b/tillsyn/A 18942-2026 tillsynsbegäran.docx
@@ -1027,7 +1027,7 @@
     <w:r>
       <w:tab/>
       <w:tab/>
-      <w:t>2026-08-21</w:t>
+      <w:t>2026-08-22</w:t>
       <w:br/>
       <w:br/>
     </w:r>

--- a/tillsyn/A 18942-2026 tillsynsbegäran.docx
+++ b/tillsyn/A 18942-2026 tillsynsbegäran.docx
@@ -1027,7 +1027,7 @@
     <w:r>
       <w:tab/>
       <w:tab/>
-      <w:t>2026-08-22</w:t>
+      <w:t>2026-08-23</w:t>
       <w:br/>
       <w:br/>
     </w:r>

--- a/tillsyn/A 18942-2026 tillsynsbegäran.docx
+++ b/tillsyn/A 18942-2026 tillsynsbegäran.docx
@@ -1027,7 +1027,7 @@
     <w:r>
       <w:tab/>
       <w:tab/>
-      <w:t>2026-08-23</w:t>
+      <w:t>2026-08-24</w:t>
       <w:br/>
       <w:br/>
     </w:r>

--- a/tillsyn/A 18942-2026 tillsynsbegäran.docx
+++ b/tillsyn/A 18942-2026 tillsynsbegäran.docx
@@ -1027,7 +1027,7 @@
     <w:r>
       <w:tab/>
       <w:tab/>
-      <w:t>2026-08-24</w:t>
+      <w:t>2026-08-25</w:t>
       <w:br/>
       <w:br/>
     </w:r>

--- a/tillsyn/A 18942-2026 tillsynsbegäran.docx
+++ b/tillsyn/A 18942-2026 tillsynsbegäran.docx
@@ -1027,7 +1027,7 @@
     <w:r>
       <w:tab/>
       <w:tab/>
-      <w:t>2026-08-25</w:t>
+      <w:t>2026-08-26</w:t>
       <w:br/>
       <w:br/>
     </w:r>

--- a/tillsyn/A 18942-2026 tillsynsbegäran.docx
+++ b/tillsyn/A 18942-2026 tillsynsbegäran.docx
@@ -1027,7 +1027,7 @@
     <w:r>
       <w:tab/>
       <w:tab/>
-      <w:t>2026-08-26</w:t>
+      <w:t>2026-08-27</w:t>
       <w:br/>
       <w:br/>
     </w:r>

--- a/tillsyn/A 18942-2026 tillsynsbegäran.docx
+++ b/tillsyn/A 18942-2026 tillsynsbegäran.docx
@@ -1027,7 +1027,7 @@
     <w:r>
       <w:tab/>
       <w:tab/>
-      <w:t>2026-08-27</w:t>
+      <w:t>2026-08-28</w:t>
       <w:br/>
       <w:br/>
     </w:r>

--- a/tillsyn/A 18942-2026 tillsynsbegäran.docx
+++ b/tillsyn/A 18942-2026 tillsynsbegäran.docx
@@ -1027,7 +1027,7 @@
     <w:r>
       <w:tab/>
       <w:tab/>
-      <w:t>2026-08-28</w:t>
+      <w:t>2026-08-29</w:t>
       <w:br/>
       <w:br/>
     </w:r>

--- a/tillsyn/A 18942-2026 tillsynsbegäran.docx
+++ b/tillsyn/A 18942-2026 tillsynsbegäran.docx
@@ -1027,7 +1027,7 @@
     <w:r>
       <w:tab/>
       <w:tab/>
-      <w:t>2026-08-29</w:t>
+      <w:t>2026-08-31</w:t>
       <w:br/>
       <w:br/>
     </w:r>

--- a/tillsyn/A 18942-2026 tillsynsbegäran.docx
+++ b/tillsyn/A 18942-2026 tillsynsbegäran.docx
@@ -1027,7 +1027,7 @@
     <w:r>
       <w:tab/>
       <w:tab/>
-      <w:t>2026-08-31</w:t>
+      <w:t>2026-09-01</w:t>
       <w:br/>
       <w:br/>
     </w:r>

--- a/tillsyn/A 18942-2026 tillsynsbegäran.docx
+++ b/tillsyn/A 18942-2026 tillsynsbegäran.docx
@@ -1027,7 +1027,7 @@
     <w:r>
       <w:tab/>
       <w:tab/>
-      <w:t>2026-09-01</w:t>
+      <w:t>2026-09-02</w:t>
       <w:br/>
       <w:br/>
     </w:r>

--- a/tillsyn/A 18942-2026 tillsynsbegäran.docx
+++ b/tillsyn/A 18942-2026 tillsynsbegäran.docx
@@ -1027,7 +1027,7 @@
     <w:r>
       <w:tab/>
       <w:tab/>
-      <w:t>2026-09-02</w:t>
+      <w:t>2026-09-03</w:t>
       <w:br/>
       <w:br/>
     </w:r>

--- a/tillsyn/A 18942-2026 tillsynsbegäran.docx
+++ b/tillsyn/A 18942-2026 tillsynsbegäran.docx
@@ -1027,7 +1027,7 @@
     <w:r>
       <w:tab/>
       <w:tab/>
-      <w:t>2026-09-03</w:t>
+      <w:t>2026-09-04</w:t>
       <w:br/>
       <w:br/>
     </w:r>

--- a/tillsyn/A 18942-2026 tillsynsbegäran.docx
+++ b/tillsyn/A 18942-2026 tillsynsbegäran.docx
@@ -1027,7 +1027,7 @@
     <w:r>
       <w:tab/>
       <w:tab/>
-      <w:t>2026-09-04</w:t>
+      <w:t>2026-09-05</w:t>
       <w:br/>
       <w:br/>
     </w:r>

--- a/tillsyn/A 18942-2026 tillsynsbegäran.docx
+++ b/tillsyn/A 18942-2026 tillsynsbegäran.docx
@@ -1027,7 +1027,7 @@
     <w:r>
       <w:tab/>
       <w:tab/>
-      <w:t>2026-09-05</w:t>
+      <w:t>2026-09-06</w:t>
       <w:br/>
       <w:br/>
     </w:r>

--- a/tillsyn/A 18942-2026 tillsynsbegäran.docx
+++ b/tillsyn/A 18942-2026 tillsynsbegäran.docx
@@ -1027,7 +1027,7 @@
     <w:r>
       <w:tab/>
       <w:tab/>
-      <w:t>2026-09-06</w:t>
+      <w:t>2026-09-07</w:t>
       <w:br/>
       <w:br/>
     </w:r>

--- a/tillsyn/A 18942-2026 tillsynsbegäran.docx
+++ b/tillsyn/A 18942-2026 tillsynsbegäran.docx
@@ -1027,7 +1027,7 @@
     <w:r>
       <w:tab/>
       <w:tab/>
-      <w:t>2026-09-07</w:t>
+      <w:t>2026-09-08</w:t>
       <w:br/>
       <w:br/>
     </w:r>

--- a/tillsyn/A 18942-2026 tillsynsbegäran.docx
+++ b/tillsyn/A 18942-2026 tillsynsbegäran.docx
@@ -1027,7 +1027,7 @@
     <w:r>
       <w:tab/>
       <w:tab/>
-      <w:t>2026-09-08</w:t>
+      <w:t>2026-09-09</w:t>
       <w:br/>
       <w:br/>
     </w:r>

--- a/tillsyn/A 18942-2026 tillsynsbegäran.docx
+++ b/tillsyn/A 18942-2026 tillsynsbegäran.docx
@@ -1027,7 +1027,7 @@
     <w:r>
       <w:tab/>
       <w:tab/>
-      <w:t>2026-09-09</w:t>
+      <w:t>2026-09-10</w:t>
       <w:br/>
       <w:br/>
     </w:r>

--- a/tillsyn/A 18942-2026 tillsynsbegäran.docx
+++ b/tillsyn/A 18942-2026 tillsynsbegäran.docx
@@ -1027,7 +1027,7 @@
     <w:r>
       <w:tab/>
       <w:tab/>
-      <w:t>2026-09-10</w:t>
+      <w:t>2026-09-11</w:t>
       <w:br/>
       <w:br/>
     </w:r>

--- a/tillsyn/A 18942-2026 tillsynsbegäran.docx
+++ b/tillsyn/A 18942-2026 tillsynsbegäran.docx
@@ -1027,7 +1027,7 @@
     <w:r>
       <w:tab/>
       <w:tab/>
-      <w:t>2026-09-11</w:t>
+      <w:t>2026-09-12</w:t>
       <w:br/>
       <w:br/>
     </w:r>

--- a/tillsyn/A 18942-2026 tillsynsbegäran.docx
+++ b/tillsyn/A 18942-2026 tillsynsbegäran.docx
@@ -1027,7 +1027,7 @@
     <w:r>
       <w:tab/>
       <w:tab/>
-      <w:t>2026-09-12</w:t>
+      <w:t>2026-09-13</w:t>
       <w:br/>
       <w:br/>
     </w:r>
